--- a/README.docx
+++ b/README.docx
@@ -16,10 +16,14 @@
       </w:r>
       <w:r>
         <w:br/>
-        <w:t>Unityを用いて個人開発した3Dアクションゲームです。</w:t>
-      </w:r>
-      <w:r>
-        <w:br/>
+      </w:r>
+      <w:r>
+        <w:t>Unityを用いて個人開発した、デッキ構築要素を取り入れた3DアクションRPGです。</w:t>
+      </w:r>
+      <w:r>
+        <w:br/>
+      </w:r>
+      <w:r>
         <w:t>プレイヤーは</w:t>
       </w:r>
       <w:r>
@@ -186,15 +190,7 @@
     </w:p>
     <w:p>
       <w:r>
-        <w:t>さらに、カードや敵のデータは</w:t>
-      </w:r>
-      <w:proofErr w:type="spellStart"/>
-      <w:r>
-        <w:t>ScriptableObject</w:t>
-      </w:r>
-      <w:proofErr w:type="spellEnd"/>
-      <w:r>
-        <w:t>で管理し、データと処理を分離しました。これにより、プログラムを変更することなく新しいカードや敵の追加、パラメータ調整を行えるため、拡張性と開発効率の向上を実現しています。</w:t>
+        <w:t>さらに、カードや敵のデータはScriptableObjectで管理し、データと処理を分離しました。これにより、プログラムを変更することなく新しいカードや敵の追加、パラメータ調整を行えるため、拡張性と開発効率の向上を実現しています。</w:t>
       </w:r>
     </w:p>
     <w:p>
@@ -944,7 +940,6 @@
   <w:style w:type="character" w:default="1" w:styleId="a0">
     <w:name w:val="Default Paragraph Font"/>
     <w:uiPriority w:val="1"/>
-    <w:semiHidden/>
     <w:unhideWhenUsed/>
   </w:style>
   <w:style w:type="table" w:default="1" w:styleId="a1">

--- a/README.docx
+++ b/README.docx
@@ -3,329 +3,917 @@
 <w:document xmlns:wpc="http://schemas.microsoft.com/office/word/2010/wordprocessingCanvas" xmlns:cx="http://schemas.microsoft.com/office/drawing/2014/chartex" xmlns:cx1="http://schemas.microsoft.com/office/drawing/2015/9/8/chartex" xmlns:cx2="http://schemas.microsoft.com/office/drawing/2015/10/21/chartex" xmlns:cx3="http://schemas.microsoft.com/office/drawing/2016/5/9/chartex" xmlns:cx4="http://schemas.microsoft.com/office/drawing/2016/5/10/chartex" xmlns:cx5="http://schemas.microsoft.com/office/drawing/2016/5/11/chartex" xmlns:cx6="http://schemas.microsoft.com/office/drawing/2016/5/12/chartex" xmlns:cx7="http://schemas.microsoft.com/office/drawing/2016/5/13/chartex" xmlns:cx8="http://schemas.microsoft.com/office/drawing/2016/5/14/chartex" xmlns:mc="http://schemas.openxmlformats.org/markup-compatibility/2006" xmlns:aink="http://schemas.microsoft.com/office/drawing/2016/ink" xmlns:am3d="http://schemas.microsoft.com/office/drawing/2017/model3d" xmlns:o="urn:schemas-microsoft-com:office:office" xmlns:oel="http://schemas.microsoft.com/office/2019/extlst" xmlns:r="http://schemas.openxmlformats.org/officeDocument/2006/relationships" xmlns:m="http://schemas.openxmlformats.org/officeDocument/2006/math" xmlns:v="urn:schemas-microsoft-com:vml" xmlns:wp14="http://schemas.microsoft.com/office/word/2010/wordprocessingDrawing" xmlns:wp="http://schemas.openxmlformats.org/drawingml/2006/wordprocessingDrawing" xmlns:w10="urn:schemas-microsoft-com:office:word" xmlns:w="http://schemas.openxmlformats.org/wordprocessingml/2006/main" xmlns:w14="http://schemas.microsoft.com/office/word/2010/wordml" xmlns:w15="http://schemas.microsoft.com/office/word/2012/wordml" xmlns:w16cex="http://schemas.microsoft.com/office/word/2018/wordml/cex" xmlns:w16cid="http://schemas.microsoft.com/office/word/2016/wordml/cid" xmlns:w16="http://schemas.microsoft.com/office/word/2018/wordml" xmlns:w16du="http://schemas.microsoft.com/office/word/2023/wordml/word16du" xmlns:w16sdtdh="http://schemas.microsoft.com/office/word/2020/wordml/sdtdatahash" xmlns:w16sdtfl="http://schemas.microsoft.com/office/word/2024/wordml/sdtformatlock" xmlns:w16se="http://schemas.microsoft.com/office/word/2015/wordml/symex" xmlns:wpg="http://schemas.microsoft.com/office/word/2010/wordprocessingGroup" xmlns:wpi="http://schemas.microsoft.com/office/word/2010/wordprocessingInk" xmlns:wne="http://schemas.microsoft.com/office/word/2006/wordml" xmlns:wps="http://schemas.microsoft.com/office/word/2010/wordprocessingShape" mc:Ignorable="w14 w15 w16se w16cid w16 w16cex w16sdtdh w16sdtfl w16du wp14">
   <w:body>
     <w:p>
-      <w:r>
-        <w:t>作品名：</w:t>
-      </w:r>
-      <w:r>
-        <w:t>デッキビルドRPG</w:t>
-      </w:r>
-    </w:p>
-    <w:p>
-      <w:r>
+      <w:pPr>
+        <w:pStyle w:val="a3"/>
+        <w:rPr>
+          <w:sz w:val="24"/>
+          <w:szCs w:val="24"/>
+        </w:rPr>
+      </w:pPr>
+      <w:r>
+        <w:rPr>
+          <w:b/>
+          <w:sz w:val="24"/>
+          <w:szCs w:val="24"/>
+        </w:rPr>
+        <w:t>作品名：DECKRPG★（デッキビルドRPG）</w:t>
+      </w:r>
+    </w:p>
+    <w:p>
+      <w:pPr>
+        <w:pStyle w:val="1"/>
+        <w:spacing w:before="120" w:after="40"/>
+      </w:pPr>
+      <w:r>
+        <w:rPr>
+          <w:b/>
+        </w:rPr>
         <w:t>■概要</w:t>
       </w:r>
-      <w:r>
-        <w:br/>
-      </w:r>
-      <w:r>
-        <w:t>Unityを用いて個人開発した、デッキ構築要素を取り入れた3DアクションRPGです。</w:t>
-      </w:r>
-      <w:r>
-        <w:br/>
-      </w:r>
-      <w:r>
-        <w:t>プレイヤーは</w:t>
+    </w:p>
+    <w:p>
+      <w:pPr>
+        <w:spacing w:after="40"/>
+      </w:pPr>
+      <w:r>
+        <w:t>Unityを用いて個人開発した3DアクションRPGです。プレイヤーは町で武器やカードを準備し、戦闘マップで敵を倒して経験値とお金を集めます。獲得した資源を使って武器購入やカード編成を行い、ステージを進めて</w:t>
       </w:r>
       <w:r>
         <w:rPr>
           <w:rFonts w:hint="eastAsia"/>
         </w:rPr>
-        <w:t>街で準備を</w:t>
-      </w:r>
-      <w:r>
-        <w:t>し、</w:t>
+        <w:t>3つ</w:t>
       </w:r>
       <w:r>
         <w:rPr>
           <w:rFonts w:hint="eastAsia"/>
         </w:rPr>
-        <w:t>ステージで</w:t>
-      </w:r>
-      <w:r>
-        <w:t>カードや武器を活用して</w:t>
-      </w:r>
-      <w:r>
-        <w:t>敵を倒しながら</w:t>
+        <w:t>の</w:t>
+      </w:r>
+      <w:r>
+        <w:t>ステージ</w:t>
       </w:r>
       <w:r>
         <w:rPr>
           <w:rFonts w:hint="eastAsia"/>
         </w:rPr>
-        <w:t>経験値やお金を稼ぎ、街に戻り準備の手順を繰り返して指定の回数敵を全て倒すことを目指すゲームです。</w:t>
-      </w:r>
-    </w:p>
-    <w:p>
-      <w:r>
+        <w:t>の</w:t>
+      </w:r>
+      <w:r>
+        <w:t>クリアを目指します。</w:t>
+      </w:r>
+    </w:p>
+    <w:p>
+      <w:pPr>
+        <w:spacing w:after="40"/>
+      </w:pPr>
+      <w:r>
+        <w:t>特徴は、アクション操作に加えて、最大5枚のカードデッキを編成して戦闘中に使用できる点です。武器の切り替えとカード効果を組み合わせ、状況に応じた戦い方ができるようにしています。</w:t>
+      </w:r>
+    </w:p>
+    <w:p>
+      <w:pPr>
+        <w:pStyle w:val="1"/>
+        <w:spacing w:before="120" w:after="40"/>
+      </w:pPr>
+      <w:r>
+        <w:rPr>
+          <w:b/>
+        </w:rPr>
         <w:t>■開発環境</w:t>
       </w:r>
-      <w:r>
-        <w:br/>
+    </w:p>
+    <w:p>
+      <w:pPr>
+        <w:ind w:left="259" w:hanging="259"/>
+      </w:pPr>
+      <w:r>
         <w:t>・Unity</w:t>
       </w:r>
-      <w:r>
-        <w:br/>
+    </w:p>
+    <w:p>
+      <w:pPr>
+        <w:ind w:left="259" w:hanging="259"/>
+      </w:pPr>
+      <w:r>
         <w:t>・C#</w:t>
       </w:r>
-      <w:r>
-        <w:br/>
+    </w:p>
+    <w:p>
+      <w:pPr>
+        <w:ind w:left="259" w:hanging="259"/>
+      </w:pPr>
+      <w:r>
         <w:t>・Blender（一部モデル制作）</w:t>
       </w:r>
     </w:p>
     <w:p>
-      <w:r>
+      <w:pPr>
+        <w:ind w:left="259" w:hanging="259"/>
+      </w:pPr>
+      <w:r>
+        <w:t>・JSONによるセーブデータ管理</w:t>
+      </w:r>
+    </w:p>
+    <w:p>
+      <w:pPr>
+        <w:pStyle w:val="1"/>
+        <w:spacing w:before="120" w:after="40"/>
+        <w:rPr>
+          <w:b/>
+        </w:rPr>
+      </w:pPr>
+      <w:r>
+        <w:rPr>
+          <w:b/>
+        </w:rPr>
         <w:t>■制作期間</w:t>
       </w:r>
-      <w:r>
-        <w:br/>
-        <w:t>約</w:t>
-      </w:r>
-      <w:r>
+    </w:p>
+    <w:p>
+      <w:pPr>
+        <w:ind w:firstLine="259"/>
         <w:rPr>
           <w:rFonts w:hint="eastAsia"/>
         </w:rPr>
-        <w:t>２週間</w:t>
-      </w:r>
-    </w:p>
-    <w:p>
-      <w:r>
+      </w:pPr>
+      <w:r>
+        <w:t>約1か月半</w:t>
+      </w:r>
+    </w:p>
+    <w:p>
+      <w:pPr>
+        <w:ind w:left="259" w:hanging="259"/>
+        <w:rPr>
+          <w:rFonts w:hint="eastAsia"/>
+        </w:rPr>
+      </w:pPr>
+      <w:r>
+        <w:t>・</w:t>
+      </w:r>
+      <w:r>
+        <w:t>実作業期間：約3週間）</w:t>
+      </w:r>
+    </w:p>
+    <w:p>
+      <w:pPr>
+        <w:pStyle w:val="1"/>
+        <w:spacing w:before="120" w:after="40"/>
+      </w:pPr>
+      <w:r>
+        <w:rPr>
+          <w:b/>
+        </w:rPr>
         <w:t>■担当範囲</w:t>
       </w:r>
-      <w:r>
-        <w:br/>
+    </w:p>
+    <w:p>
+      <w:pPr>
+        <w:ind w:left="259" w:hanging="259"/>
+      </w:pPr>
+      <w:r>
         <w:t>・ゲーム企画</w:t>
       </w:r>
-      <w:r>
-        <w:br/>
+    </w:p>
+    <w:p>
+      <w:pPr>
+        <w:ind w:left="259" w:hanging="259"/>
+      </w:pPr>
+      <w:r>
         <w:t>・プログラミング</w:t>
       </w:r>
-      <w:r>
-        <w:br/>
+    </w:p>
+    <w:p>
+      <w:pPr>
+        <w:ind w:left="259" w:hanging="259"/>
+      </w:pPr>
+      <w:r>
         <w:t>・UI制作</w:t>
       </w:r>
-      <w:r>
-        <w:br/>
+    </w:p>
+    <w:p>
+      <w:pPr>
+        <w:ind w:left="259" w:hanging="259"/>
+      </w:pPr>
+      <w:r>
         <w:t>・レベルデザイン</w:t>
       </w:r>
-      <w:r>
-        <w:br/>
+    </w:p>
+    <w:p>
+      <w:pPr>
+        <w:ind w:left="259" w:hanging="259"/>
+      </w:pPr>
+      <w:r>
         <w:t>・一部3Dモデル制作</w:t>
       </w:r>
     </w:p>
     <w:p>
-      <w:r>
+      <w:pPr>
+        <w:pStyle w:val="1"/>
+        <w:spacing w:before="120" w:after="40"/>
+      </w:pPr>
+      <w:r>
+        <w:rPr>
+          <w:b/>
+        </w:rPr>
+        <w:t>■ゲーム進行</w:t>
+      </w:r>
+    </w:p>
+    <w:p>
+      <w:pPr>
+        <w:ind w:left="259" w:hanging="259"/>
+      </w:pPr>
+      <w:r>
+        <w:t>・タイトル画面から新規ゲーム開始、セーブデータから続行、ゲーム終了が可能</w:t>
+      </w:r>
+    </w:p>
+    <w:p>
+      <w:pPr>
+        <w:ind w:left="259" w:hanging="259"/>
+      </w:pPr>
+      <w:r>
+        <w:t>・町と戦闘マップを行き来しながらステージを進行</w:t>
+      </w:r>
+    </w:p>
+    <w:p>
+      <w:pPr>
+        <w:ind w:left="259" w:hanging="259"/>
+      </w:pPr>
+      <w:r>
+        <w:t>・戦闘マップでは敵</w:t>
+      </w:r>
+      <w:r>
+        <w:rPr>
+          <w:rFonts w:hint="eastAsia"/>
+        </w:rPr>
+        <w:t>3</w:t>
+      </w:r>
+      <w:r>
+        <w:t>体をランダム配置し、全敵撃破後に帰還用UI／扉を解放</w:t>
+      </w:r>
+    </w:p>
+    <w:p>
+      <w:pPr>
+        <w:ind w:left="259" w:hanging="259"/>
+      </w:pPr>
+      <w:r>
+        <w:t>・ステージ</w:t>
+      </w:r>
+      <w:r>
+        <w:rPr>
+          <w:rFonts w:hint="eastAsia"/>
+        </w:rPr>
+        <w:t>３の敵を全て倒すと</w:t>
+      </w:r>
+      <w:r>
+        <w:t>ゲームクリア、HP0でゲームオーバー</w:t>
+      </w:r>
+    </w:p>
+    <w:p>
+      <w:pPr>
+        <w:ind w:left="259" w:hanging="259"/>
+      </w:pPr>
+      <w:r>
+        <w:t>・タイトルへ戻る処理を実装</w:t>
+      </w:r>
+    </w:p>
+    <w:p>
+      <w:pPr>
+        <w:pStyle w:val="1"/>
+        <w:spacing w:before="120" w:after="40"/>
+      </w:pPr>
+      <w:r>
+        <w:rPr>
+          <w:b/>
+        </w:rPr>
+        <w:lastRenderedPageBreak/>
         <w:t>■実装機能</w:t>
       </w:r>
     </w:p>
     <w:p>
-      <w:r>
-        <w:t>・プレイヤー移動</w:t>
-      </w:r>
-      <w:r>
-        <w:br/>
-        <w:t>・武器切り替えシステム</w:t>
-      </w:r>
-      <w:r>
-        <w:br/>
-        <w:t>・カードデッキ編成システム</w:t>
-      </w:r>
-      <w:r>
-        <w:br/>
-        <w:t>・カード使用システム</w:t>
-      </w:r>
-    </w:p>
-    <w:p>
+      <w:pPr>
+        <w:pStyle w:val="2"/>
+        <w:spacing w:before="60" w:after="20"/>
+      </w:pPr>
+      <w:r>
+        <w:rPr>
+          <w:b/>
+        </w:rPr>
+        <w:t>プレイヤー操作</w:t>
+      </w:r>
+    </w:p>
+    <w:p>
+      <w:pPr>
+        <w:ind w:left="259" w:hanging="259"/>
+      </w:pPr>
+      <w:r>
+        <w:t>・WASD移動</w:t>
+      </w:r>
+    </w:p>
+    <w:p>
+      <w:pPr>
+        <w:ind w:left="259" w:hanging="259"/>
+      </w:pPr>
+      <w:r>
+        <w:t>・マウスによる左右回転・カメラ上下回転</w:t>
+      </w:r>
+    </w:p>
+    <w:p>
+      <w:pPr>
+        <w:ind w:left="259" w:hanging="259"/>
+      </w:pPr>
+      <w:r>
+        <w:t>・カーソルのロック／解除</w:t>
+      </w:r>
+    </w:p>
+    <w:p>
+      <w:pPr>
+        <w:ind w:left="259" w:hanging="259"/>
+      </w:pPr>
+      <w:r>
+        <w:t>・ポーズ中の操作停止</w:t>
+      </w:r>
+    </w:p>
+    <w:p>
+      <w:pPr>
+        <w:ind w:left="259" w:hanging="259"/>
+      </w:pPr>
+      <w:r>
+        <w:t>・左クリックによる武器攻撃</w:t>
+      </w:r>
+    </w:p>
+    <w:p>
+      <w:pPr>
+        <w:ind w:left="259" w:hanging="259"/>
+      </w:pPr>
+      <w:r>
+        <w:t>・前進・攻撃・防御などのアニメーション連携</w:t>
+      </w:r>
+    </w:p>
+    <w:p>
+      <w:pPr>
+        <w:pStyle w:val="2"/>
+        <w:spacing w:before="60" w:after="20"/>
+      </w:pPr>
+      <w:r>
+        <w:rPr>
+          <w:b/>
+        </w:rPr>
+        <w:t>ステータス・成長</w:t>
+      </w:r>
+    </w:p>
+    <w:p>
+      <w:pPr>
+        <w:ind w:left="259" w:hanging="259"/>
+      </w:pPr>
+      <w:r>
+        <w:t>・HP／最大HP、レベル、基礎攻撃力、経験値、お金を管理</w:t>
+      </w:r>
+    </w:p>
+    <w:p>
+      <w:pPr>
+        <w:ind w:left="259" w:hanging="259"/>
+      </w:pPr>
+      <w:r>
+        <w:t>・敵撃破時に経験値とお金を獲得</w:t>
+      </w:r>
+    </w:p>
+    <w:p>
+      <w:pPr>
+        <w:ind w:left="259" w:hanging="259"/>
+      </w:pPr>
+      <w:r>
+        <w:t>・必要経験値到達でレベルアップし、レベルアップ時にHPを全回復</w:t>
+      </w:r>
+    </w:p>
+    <w:p>
+      <w:pPr>
+        <w:ind w:left="259" w:hanging="259"/>
+      </w:pPr>
+      <w:r>
+        <w:t>・ステージレベル管理を実装</w:t>
+      </w:r>
+    </w:p>
+    <w:p>
+      <w:pPr>
+        <w:pStyle w:val="2"/>
+        <w:spacing w:before="60" w:after="20"/>
+      </w:pPr>
+      <w:r>
+        <w:rPr>
+          <w:b/>
+        </w:rPr>
+        <w:t>武器システム</w:t>
+      </w:r>
+    </w:p>
+    <w:p>
+      <w:pPr>
+        <w:ind w:left="259" w:hanging="259"/>
+      </w:pPr>
+      <w:r>
+        <w:t>・剣、鎌、バールのようなものを実装</w:t>
+      </w:r>
+    </w:p>
+    <w:p>
+      <w:pPr>
+        <w:ind w:left="259" w:hanging="259"/>
+      </w:pPr>
+      <w:r>
+        <w:t>・武器ごとに攻撃力を設定</w:t>
+      </w:r>
+    </w:p>
+    <w:p>
+      <w:pPr>
+        <w:ind w:left="259" w:hanging="259"/>
+      </w:pPr>
+      <w:r>
+        <w:t>・武器の所持管理、購入済み判定、装備武器の切り替えを実装</w:t>
+      </w:r>
+    </w:p>
+    <w:p>
+      <w:pPr>
+        <w:ind w:left="259" w:hanging="259"/>
+      </w:pPr>
+      <w:r>
+        <w:t>・装備変更時に武器Prefabを生成・持ち替え</w:t>
+      </w:r>
+    </w:p>
+    <w:p>
+      <w:pPr>
+        <w:pStyle w:val="2"/>
+        <w:spacing w:before="60" w:after="20"/>
+      </w:pPr>
+      <w:r>
+        <w:rPr>
+          <w:b/>
+        </w:rPr>
+        <w:t>敵システム</w:t>
+      </w:r>
+    </w:p>
+    <w:p>
+      <w:pPr>
+        <w:ind w:left="259" w:hanging="259"/>
+      </w:pPr>
+      <w:r>
+        <w:t>・4種類の敵データを管理</w:t>
+      </w:r>
+    </w:p>
+    <w:p>
+      <w:pPr>
+        <w:ind w:left="259" w:hanging="259"/>
+      </w:pPr>
+      <w:r>
+        <w:t>・マップ開始時に敵</w:t>
+      </w:r>
       <w:r>
         <w:rPr>
           <w:rFonts w:hint="eastAsia"/>
         </w:rPr>
-        <w:t>・敵のランダム生成</w:t>
-      </w:r>
-      <w:r>
-        <w:br/>
-        <w:t>・敵AI</w:t>
-      </w:r>
-    </w:p>
-    <w:p>
-      <w:r>
+        <w:t>３</w:t>
+      </w:r>
+      <w:r>
+        <w:t>体をランダム配置</w:t>
+      </w:r>
+    </w:p>
+    <w:p>
+      <w:pPr>
+        <w:ind w:left="259" w:hanging="259"/>
+      </w:pPr>
+      <w:r>
+        <w:t>・プレイヤーとの距離に応じた追跡と攻撃</w:t>
+      </w:r>
+    </w:p>
+    <w:p>
+      <w:pPr>
+        <w:ind w:left="259" w:hanging="259"/>
+      </w:pPr>
+      <w:r>
+        <w:t>・敵HP、死亡処理、全敵撃破判定を実装</w:t>
+      </w:r>
+    </w:p>
+    <w:p>
+      <w:pPr>
+        <w:ind w:left="259" w:hanging="259"/>
+      </w:pPr>
+      <w:r>
+        <w:t>・敵アニメーション、スタン状態、毒による継続ダメージを実装</w:t>
+      </w:r>
+    </w:p>
+    <w:p>
+      <w:pPr>
+        <w:ind w:left="259" w:hanging="259"/>
         <w:rPr>
           <w:rFonts w:hint="eastAsia"/>
         </w:rPr>
-        <w:t>・敵・プレイヤーのアニメーションの稼働</w:t>
-      </w:r>
-      <w:r>
-        <w:br/>
-        <w:t>・経験値・レベルアップ</w:t>
-      </w:r>
-      <w:r>
-        <w:br/>
-        <w:t>・セーブ／ロード機能</w:t>
-      </w:r>
-      <w:r>
-        <w:br/>
-        <w:t>・ショップシステム</w:t>
-      </w:r>
-      <w:r>
-        <w:br/>
-        <w:t>・シーン遷移</w:t>
-      </w:r>
-    </w:p>
-    <w:p>
-      <w:r>
+      </w:pPr>
+      <w:r>
+        <w:t>・透明化中のプレイヤーを追跡しない処理を実装</w:t>
+      </w:r>
+    </w:p>
+    <w:p>
+      <w:pPr>
+        <w:pStyle w:val="2"/>
+        <w:spacing w:before="60" w:after="20"/>
+      </w:pPr>
+      <w:r>
+        <w:rPr>
+          <w:b/>
+        </w:rPr>
+        <w:t>カードシステム</w:t>
+      </w:r>
+    </w:p>
+    <w:p>
+      <w:pPr>
+        <w:ind w:left="259" w:hanging="259"/>
+      </w:pPr>
+      <w:r>
+        <w:t>・カードの所持管理と最大5枚のデッキ編成</w:t>
+      </w:r>
+    </w:p>
+    <w:p>
+      <w:pPr>
+        <w:ind w:left="259" w:hanging="259"/>
+      </w:pPr>
+      <w:r>
+        <w:t>・デッキへの追加・削除</w:t>
+      </w:r>
+    </w:p>
+    <w:p>
+      <w:pPr>
+        <w:ind w:left="259" w:hanging="259"/>
+      </w:pPr>
+      <w:r>
+        <w:t>・数字キー1〜5でカードを使用し、使用後はデッキから削除</w:t>
+      </w:r>
+    </w:p>
+    <w:p>
+      <w:pPr>
+        <w:ind w:left="259" w:hanging="259"/>
+      </w:pPr>
+      <w:r>
+        <w:lastRenderedPageBreak/>
+        <w:t>・カードショップでの購入</w:t>
+      </w:r>
+    </w:p>
+    <w:p>
+      <w:pPr>
+        <w:ind w:left="259" w:hanging="259"/>
+      </w:pPr>
+      <w:r>
+        <w:t>・実装済みカード効果：HP回復、攻撃力上昇、最大HP上昇、次の攻撃への毒付与、周囲の敵をスタン、一定時間敵から認識されなくなる透明化</w:t>
+      </w:r>
+    </w:p>
+    <w:p>
+      <w:pPr>
+        <w:pStyle w:val="2"/>
+        <w:spacing w:before="60" w:after="20"/>
+      </w:pPr>
+      <w:r>
+        <w:rPr>
+          <w:b/>
+        </w:rPr>
+        <w:t>UI・インタラクション</w:t>
+      </w:r>
+    </w:p>
+    <w:p>
+      <w:pPr>
+        <w:ind w:left="259" w:hanging="259"/>
+      </w:pPr>
+      <w:r>
+        <w:t>・プレイヤーHP、レベル、経験値、お金、ステージ表示</w:t>
+      </w:r>
+    </w:p>
+    <w:p>
+      <w:pPr>
+        <w:ind w:left="259" w:hanging="259"/>
+      </w:pPr>
+      <w:r>
+        <w:t>・敵HP表示、ダメージ数字の3枠Queue表示、敵付近へのダメージ表示位置指定</w:t>
+      </w:r>
+    </w:p>
+    <w:p>
+      <w:pPr>
+        <w:ind w:left="259" w:hanging="259"/>
+      </w:pPr>
+      <w:r>
+        <w:t>・ゲームオーバー画面、ゲームクリア画面、ポーズメニュー</w:t>
+      </w:r>
+    </w:p>
+    <w:p>
+      <w:pPr>
+        <w:ind w:left="259" w:hanging="259"/>
+      </w:pPr>
+      <w:r>
+        <w:t>・武器ショップ、カードショップ、武器変更画面、カード所持・デッキ・使用UI</w:t>
+      </w:r>
+    </w:p>
+    <w:p>
+      <w:pPr>
+        <w:ind w:left="259" w:hanging="259"/>
+      </w:pPr>
+      <w:r>
+        <w:t>・World Space UIのHover・クリック判定</w:t>
+      </w:r>
+    </w:p>
+    <w:p>
+      <w:pPr>
+        <w:ind w:left="259" w:hanging="259"/>
+      </w:pPr>
+      <w:r>
+        <w:t>・画面中央からの</w:t>
+      </w:r>
+      <w:proofErr w:type="spellStart"/>
+      <w:r>
+        <w:t>Raycast</w:t>
+      </w:r>
+      <w:proofErr w:type="spellEnd"/>
+      <w:r>
+        <w:t>による商人・扉・World Spaceボタンとのインタラクション</w:t>
+      </w:r>
+    </w:p>
+    <w:p>
+      <w:pPr>
+        <w:pStyle w:val="2"/>
+        <w:spacing w:before="60" w:after="20"/>
+      </w:pPr>
+      <w:r>
+        <w:rPr>
+          <w:b/>
+        </w:rPr>
+        <w:t>セーブ・ロード</w:t>
+      </w:r>
+    </w:p>
+    <w:p>
+      <w:pPr>
+        <w:ind w:left="259" w:hanging="259"/>
+      </w:pPr>
+      <w:r>
+        <w:t>・JSONファイルへの保存と読込</w:t>
+      </w:r>
+    </w:p>
+    <w:p>
+      <w:pPr>
+        <w:ind w:left="259" w:hanging="259"/>
+      </w:pPr>
+      <w:r>
+        <w:t>・新規ゲーム時のデータ初期化</w:t>
+      </w:r>
+    </w:p>
+    <w:p>
+      <w:pPr>
+        <w:ind w:left="259" w:hanging="259"/>
+      </w:pPr>
+      <w:r>
+        <w:t>・レベル、現在HP、経験値、お金、装備中の武器、所持武器、ステージ進行度を保存</w:t>
+      </w:r>
+    </w:p>
+    <w:p>
+      <w:pPr>
+        <w:ind w:left="259" w:hanging="259"/>
+      </w:pPr>
+      <w:r>
+        <w:t>・デッキ内カード、所持カードを保存</w:t>
+      </w:r>
+    </w:p>
+    <w:p>
+      <w:pPr>
+        <w:pStyle w:val="1"/>
+        <w:spacing w:before="120" w:after="40"/>
+      </w:pPr>
+      <w:r>
+        <w:rPr>
+          <w:b/>
+        </w:rPr>
         <w:t>■工夫した点</w:t>
       </w:r>
     </w:p>
     <w:p>
-      <w:r>
-        <w:t>カードデッキ管理を独自に実装し、プレイヤーが状況に応じてカードを選択しながら戦略的に戦えるようにしました。</w:t>
-      </w:r>
-    </w:p>
-    <w:p>
-      <w:r>
-        <w:t>また、プログラムは機能ごとにフォルダやクラスを分割し、責務を明確にすることを意識して設計しました。敵管理、カード管理、ショップ管理、セーブ機能などを独立したクラスとして実装することで、機能追加や修正を行う際の影響範囲を限定し、保守性の向上を</w:t>
-      </w:r>
-      <w:r>
+      <w:pPr>
+        <w:spacing w:after="40"/>
+      </w:pPr>
+      <w:r>
+        <w:t>カードデッキ管理を独自に実装し、プレイヤーが所持カードから最大5枚のデッキを編成し、戦闘中に数字キーで使用できるようにしました。カードには回復、攻撃力上昇、毒付与、スタン、透明化など複数の効果を用意し、武器攻撃だけでなく状況に応じた戦略的な選択ができるようにしています。</w:t>
+      </w:r>
+    </w:p>
+    <w:p>
+      <w:pPr>
+        <w:spacing w:after="40"/>
+      </w:pPr>
+      <w:r>
+        <w:t>プログラムは機能ごとにクラスを分割し、敵管理、カード管理、ショップ管理、セーブ機能、UI管理などの責務を分けました。これにより、機能追加や不具合修正を行う際に影響範囲を把握しやすくし、保守性を高めています。</w:t>
+      </w:r>
+    </w:p>
+    <w:p>
+      <w:pPr>
+        <w:spacing w:after="40"/>
+      </w:pPr>
+      <w:r>
+        <w:t>敵やカードなどのデータは</w:t>
+      </w:r>
+      <w:proofErr w:type="spellStart"/>
+      <w:r>
+        <w:t>ScriptableObject</w:t>
+      </w:r>
+      <w:proofErr w:type="spellEnd"/>
+      <w:r>
+        <w:t>で管理し、データと処理を分離しました。プログラムを大きく変更せずにカードや敵の追加、パラメータ調整を行えるため、拡張性と開発効率の向上につながっています。</w:t>
+      </w:r>
+    </w:p>
+    <w:p>
+      <w:pPr>
+        <w:spacing w:after="40"/>
+      </w:pPr>
+      <w:r>
+        <w:t>また、World Space UIや</w:t>
+      </w:r>
+      <w:proofErr w:type="spellStart"/>
+      <w:r>
+        <w:t>Raycast</w:t>
+      </w:r>
+      <w:proofErr w:type="spellEnd"/>
+      <w:r>
+        <w:t>によるインタラクション、ダメージ表示のQueue管理、JSON形式のセーブ／ロードなど、実際のゲームとして遊びやすくするための周辺機能も実装しました。</w:t>
+      </w:r>
+    </w:p>
+    <w:p>
+      <w:pPr>
+        <w:pStyle w:val="1"/>
+        <w:spacing w:before="120" w:after="40"/>
+      </w:pPr>
+      <w:r>
+        <w:rPr>
+          <w:b/>
+        </w:rPr>
         <w:lastRenderedPageBreak/>
-        <w:t>図っています。</w:t>
-      </w:r>
-    </w:p>
-    <w:p>
-      <w:r>
-        <w:t>さらに、カードや敵のデータはScriptableObjectで管理し、データと処理を分離しました。これにより、プログラムを変更することなく新しいカードや敵の追加、パラメータ調整を行えるため、拡張性と開発効率の向上を実現しています。</w:t>
-      </w:r>
-    </w:p>
-    <w:p>
-      <w:r>
         <w:t>■今後の改善予定</w:t>
       </w:r>
-      <w:r>
-        <w:br/>
-        <w:t>・カード種類の追加</w:t>
-      </w:r>
-      <w:r>
-        <w:br/>
-        <w:t>・敵AIの強化</w:t>
-      </w:r>
-    </w:p>
-    <w:p>
-      <w:r>
+    </w:p>
+    <w:p>
+      <w:pPr>
+        <w:ind w:left="259" w:hanging="259"/>
+      </w:pPr>
+      <w:r>
+        <w:t>・SE・BGMの追加</w:t>
+      </w:r>
+    </w:p>
+    <w:p>
+      <w:pPr>
+        <w:ind w:left="259" w:hanging="259"/>
+      </w:pPr>
+      <w:r>
+        <w:t>・攻撃やカード使用時のエフェクト追加</w:t>
+      </w:r>
+    </w:p>
+    <w:p>
+      <w:pPr>
+        <w:ind w:left="259" w:hanging="259"/>
+      </w:pPr>
+      <w:r>
+        <w:t>・チュートリアルや操作説明の強化</w:t>
+      </w:r>
+    </w:p>
+    <w:p>
+      <w:pPr>
+        <w:ind w:left="259" w:hanging="259"/>
+      </w:pPr>
+      <w:r>
+        <w:t>・ゲーム再起動後も設定を保持するための</w:t>
+      </w:r>
+      <w:proofErr w:type="spellStart"/>
+      <w:r>
+        <w:t>PlayerPrefs</w:t>
+      </w:r>
+      <w:proofErr w:type="spellEnd"/>
+      <w:r>
+        <w:t>対応</w:t>
+      </w:r>
+    </w:p>
+    <w:p>
+      <w:pPr>
+        <w:ind w:left="259" w:hanging="259"/>
+      </w:pPr>
+      <w:r>
+        <w:t>・UI演出の強化</w:t>
+      </w:r>
+    </w:p>
+    <w:p>
+      <w:pPr>
+        <w:ind w:left="259" w:hanging="259"/>
+      </w:pPr>
+      <w:r>
+        <w:t>・敵種類やステージバリエーションの追加</w:t>
+      </w:r>
+    </w:p>
+    <w:p>
+      <w:pPr>
+        <w:pStyle w:val="1"/>
+        <w:spacing w:before="120" w:after="40"/>
+      </w:pPr>
+      <w:r>
+        <w:rPr>
+          <w:b/>
+        </w:rPr>
+        <w:t>■操作方法</w:t>
+      </w:r>
+    </w:p>
+    <w:p>
+      <w:pPr>
+        <w:ind w:left="259" w:hanging="259"/>
+      </w:pPr>
+      <w:r>
+        <w:t>・移動：WASD</w:t>
+      </w:r>
+    </w:p>
+    <w:p>
+      <w:pPr>
+        <w:ind w:left="259" w:hanging="259"/>
+      </w:pPr>
+      <w:r>
+        <w:t>・視点操作：マウス移動</w:t>
+      </w:r>
+    </w:p>
+    <w:p>
+      <w:pPr>
+        <w:ind w:left="259" w:hanging="259"/>
+      </w:pPr>
+      <w:r>
+        <w:t>・攻撃：左クリック</w:t>
+      </w:r>
+    </w:p>
+    <w:p>
+      <w:pPr>
+        <w:ind w:left="259" w:hanging="259"/>
+      </w:pPr>
+      <w:r>
+        <w:t>・カード使用：数字キー1〜5</w:t>
+      </w:r>
+    </w:p>
+    <w:p>
+      <w:pPr>
+        <w:ind w:left="259" w:hanging="259"/>
+      </w:pPr>
+      <w:r>
+        <w:t>・インベントリ／カード関連UI：B</w:t>
+      </w:r>
+    </w:p>
+    <w:p>
+      <w:pPr>
+        <w:ind w:left="259" w:hanging="259"/>
         <w:rPr>
           <w:rFonts w:hint="eastAsia"/>
         </w:rPr>
-        <w:t>・敵の種類追加</w:t>
-      </w:r>
-    </w:p>
-    <w:p>
-      <w:r>
-        <w:rPr>
-          <w:rFonts w:hint="eastAsia"/>
-        </w:rPr>
-        <w:t>・音源の追加</w:t>
-      </w:r>
-      <w:r>
-        <w:br/>
-        <w:t>・ステージバリエーションの追加</w:t>
-      </w:r>
-    </w:p>
-    <w:p>
-      <w:r>
-        <w:rPr>
-          <w:rFonts w:hint="eastAsia"/>
-        </w:rPr>
-        <w:t>・ガチャシステムの追加</w:t>
-      </w:r>
-    </w:p>
-    <w:p>
-      <w:r>
-        <w:rPr>
-          <w:rFonts w:hint="eastAsia"/>
-        </w:rPr>
-        <w:t>・</w:t>
-      </w:r>
-    </w:p>
-    <w:p>
-      <w:r>
-        <w:t>■操作方法</w:t>
-      </w:r>
-      <w:r>
-        <w:br/>
-      </w:r>
-      <w:r>
-        <w:t>移動：</w:t>
-      </w:r>
-      <w:r>
-        <w:t>WASD</w:t>
-      </w:r>
-    </w:p>
-    <w:p>
-      <w:r>
-        <w:t>カード使用</w:t>
-      </w:r>
-      <w:r>
-        <w:rPr>
-          <w:rFonts w:hint="eastAsia"/>
-        </w:rPr>
-        <w:t>：</w:t>
-      </w:r>
-      <w:r>
-        <w:t>1～5</w:t>
-      </w:r>
-    </w:p>
-    <w:p>
-      <w:r>
-        <w:rPr>
-          <w:rFonts w:hint="eastAsia"/>
-        </w:rPr>
-        <w:t>攻撃・</w:t>
-      </w:r>
-      <w:r>
-        <w:rPr>
-          <w:rFonts w:hint="eastAsia"/>
-        </w:rPr>
-        <w:t>ショップや扉などのクリック：</w:t>
-      </w:r>
-      <w:r>
-        <w:rPr>
-          <w:rFonts w:hint="eastAsia"/>
-        </w:rPr>
-        <w:t>マウス右クリック</w:t>
-      </w:r>
-    </w:p>
-    <w:p>
-      <w:r>
-        <w:rPr>
-          <w:rFonts w:hint="eastAsia"/>
-        </w:rPr>
-        <w:t>インベントリの開閉：B</w:t>
-      </w:r>
-    </w:p>
-    <w:p>
-      <w:r>
-        <w:t>■実行ファイル</w:t>
-      </w:r>
-      <w:r>
-        <w:br/>
-      </w:r>
-      <w:r>
-        <w:t>https://121.gigafile.nu/0908-b94fb760181bbd76a3008f94e3430ae6b</w:t>
-      </w:r>
-    </w:p>
-    <w:p>
-      <w:r>
+      </w:pPr>
+      <w:r>
+        <w:t>・ショップや扉などのインタラクション：画面中央</w:t>
+      </w:r>
+      <w:proofErr w:type="spellStart"/>
+      <w:r>
+        <w:t>Raycast</w:t>
+      </w:r>
+      <w:proofErr w:type="spellEnd"/>
+      <w:r>
+        <w:t>／</w:t>
+      </w:r>
+      <w:r>
+        <w:t>左クリック</w:t>
+      </w:r>
+    </w:p>
+    <w:p>
+      <w:pPr>
+        <w:pStyle w:val="1"/>
+        <w:spacing w:before="120" w:after="40"/>
+      </w:pPr>
+      <w:r>
+        <w:rPr>
+          <w:b/>
+        </w:rPr>
         <w:t>■プレイ動画</w:t>
       </w:r>
-      <w:r>
-        <w:br/>
-      </w:r>
-      <w:r>
-        <w:t>https://youtu.be/hw_4kh9tkbk</w:t>
-      </w:r>
-    </w:p>
-    <w:p>
-      <w:r>
+    </w:p>
+    <w:p>
+      <w:pPr>
+        <w:spacing w:after="40"/>
+      </w:pPr>
+      <w:r>
+        <w:t>https://youtu.be/LNP2iR8YwKE</w:t>
+      </w:r>
+    </w:p>
+    <w:p>
+      <w:pPr>
+        <w:pStyle w:val="1"/>
+        <w:spacing w:before="120" w:after="40"/>
+      </w:pPr>
+      <w:r>
+        <w:rPr>
+          <w:b/>
+        </w:rPr>
         <w:t>■ソースコード</w:t>
       </w:r>
     </w:p>
     <w:p>
+      <w:pPr>
+        <w:spacing w:after="40"/>
+      </w:pPr>
       <w:r>
         <w:t>https://github.com/kuronn0410/RPG1</w:t>
       </w:r>
@@ -736,9 +1324,13 @@
   <w:style w:type="paragraph" w:default="1" w:styleId="a">
     <w:name w:val="Normal"/>
     <w:qFormat/>
+    <w:rsid w:val="007E4F6C"/>
     <w:pPr>
       <w:widowControl w:val="0"/>
     </w:pPr>
+    <w:rPr>
+      <w:rFonts w:ascii="游ゴシック" w:eastAsia="游ゴシック" w:hAnsi="游ゴシック"/>
+    </w:rPr>
   </w:style>
   <w:style w:type="paragraph" w:styleId="1">
     <w:name w:val="heading 1"/>
@@ -757,7 +1349,7 @@
     <w:rPr>
       <w:rFonts w:asciiTheme="majorHAnsi" w:eastAsiaTheme="majorEastAsia" w:hAnsiTheme="majorHAnsi" w:cstheme="majorBidi"/>
       <w:color w:val="000000" w:themeColor="text1"/>
-      <w:sz w:val="32"/>
+      <w:sz w:val="26"/>
       <w:szCs w:val="32"/>
     </w:rPr>
   </w:style>
@@ -780,7 +1372,7 @@
     <w:rPr>
       <w:rFonts w:asciiTheme="majorHAnsi" w:eastAsiaTheme="majorEastAsia" w:hAnsiTheme="majorHAnsi" w:cstheme="majorBidi"/>
       <w:color w:val="000000" w:themeColor="text1"/>
-      <w:sz w:val="28"/>
+      <w:sz w:val="22"/>
       <w:szCs w:val="28"/>
     </w:rPr>
   </w:style>

--- a/README.docx
+++ b/README.docx
@@ -1,22 +1,297 @@
 
 <file path=word/document.xml><?xml version="1.0" encoding="utf-8"?>
-<w:document xmlns:wpc="http://schemas.microsoft.com/office/word/2010/wordprocessingCanvas" xmlns:cx="http://schemas.microsoft.com/office/drawing/2014/chartex" xmlns:cx1="http://schemas.microsoft.com/office/drawing/2015/9/8/chartex" xmlns:cx2="http://schemas.microsoft.com/office/drawing/2015/10/21/chartex" xmlns:cx3="http://schemas.microsoft.com/office/drawing/2016/5/9/chartex" xmlns:cx4="http://schemas.microsoft.com/office/drawing/2016/5/10/chartex" xmlns:cx5="http://schemas.microsoft.com/office/drawing/2016/5/11/chartex" xmlns:cx6="http://schemas.microsoft.com/office/drawing/2016/5/12/chartex" xmlns:cx7="http://schemas.microsoft.com/office/drawing/2016/5/13/chartex" xmlns:cx8="http://schemas.microsoft.com/office/drawing/2016/5/14/chartex" xmlns:mc="http://schemas.openxmlformats.org/markup-compatibility/2006" xmlns:aink="http://schemas.microsoft.com/office/drawing/2016/ink" xmlns:am3d="http://schemas.microsoft.com/office/drawing/2017/model3d" xmlns:o="urn:schemas-microsoft-com:office:office" xmlns:oel="http://schemas.microsoft.com/office/2019/extlst" xmlns:r="http://schemas.openxmlformats.org/officeDocument/2006/relationships" xmlns:m="http://schemas.openxmlformats.org/officeDocument/2006/math" xmlns:v="urn:schemas-microsoft-com:vml" xmlns:wp14="http://schemas.microsoft.com/office/word/2010/wordprocessingDrawing" xmlns:wp="http://schemas.openxmlformats.org/drawingml/2006/wordprocessingDrawing" xmlns:w10="urn:schemas-microsoft-com:office:word" xmlns:w="http://schemas.openxmlformats.org/wordprocessingml/2006/main" xmlns:w14="http://schemas.microsoft.com/office/word/2010/wordml" xmlns:w15="http://schemas.microsoft.com/office/word/2012/wordml" xmlns:w16cex="http://schemas.microsoft.com/office/word/2018/wordml/cex" xmlns:w16cid="http://schemas.microsoft.com/office/word/2016/wordml/cid" xmlns:w16="http://schemas.microsoft.com/office/word/2018/wordml" xmlns:w16du="http://schemas.microsoft.com/office/word/2023/wordml/word16du" xmlns:w16sdtdh="http://schemas.microsoft.com/office/word/2020/wordml/sdtdatahash" xmlns:w16sdtfl="http://schemas.microsoft.com/office/word/2024/wordml/sdtformatlock" xmlns:w16se="http://schemas.microsoft.com/office/word/2015/wordml/symex" xmlns:wpg="http://schemas.microsoft.com/office/word/2010/wordprocessingGroup" xmlns:wpi="http://schemas.microsoft.com/office/word/2010/wordprocessingInk" xmlns:wne="http://schemas.microsoft.com/office/word/2006/wordml" xmlns:wps="http://schemas.microsoft.com/office/word/2010/wordprocessingShape" mc:Ignorable="w14 w15 w16se w16cid w16 w16cex w16sdtdh w16sdtfl w16du wp14">
+<w:document xmlns:wpc="http://schemas.microsoft.com/office/word/2010/wordprocessingCanvas" xmlns:cx="http://schemas.microsoft.com/office/drawing/2014/chartex" xmlns:cx1="http://schemas.microsoft.com/office/drawing/2015/9/8/chartex" xmlns:cx2="http://schemas.microsoft.com/office/drawing/2015/10/21/chartex" xmlns:cx3="http://schemas.microsoft.com/office/drawing/2016/5/9/chartex" xmlns:cx4="http://schemas.microsoft.com/office/drawing/2016/5/10/chartex" xmlns:cx5="http://schemas.microsoft.com/office/drawing/2016/5/11/chartex" xmlns:cx6="http://schemas.microsoft.com/office/drawing/2016/5/12/chartex" xmlns:cx7="http://schemas.microsoft.com/office/drawing/2016/5/13/chartex" xmlns:cx8="http://schemas.microsoft.com/office/drawing/2016/5/14/chartex" xmlns:mc="http://schemas.openxmlformats.org/markup-compatibility/2006" xmlns:aink="http://schemas.microsoft.com/office/drawing/2016/ink" xmlns:am3d="http://schemas.microsoft.com/office/drawing/2017/model3d" xmlns:o="urn:schemas-microsoft-com:office:office" xmlns:oel="http://schemas.microsoft.com/office/2019/extlst" xmlns:r="http://schemas.openxmlformats.org/officeDocument/2006/relationships" xmlns:m="http://schemas.openxmlformats.org/officeDocument/2006/math" xmlns:v="urn:schemas-microsoft-com:vml" xmlns:wp14="http://schemas.microsoft.com/office/word/2010/wordprocessingDrawing" xmlns:wp="http://schemas.openxmlformats.org/drawingml/2006/wordprocessingDrawing" xmlns:w10="urn:schemas-microsoft-com:office:word" xmlns:w="http://schemas.openxmlformats.org/wordprocessingml/2006/main" xmlns:w14="http://schemas.microsoft.com/office/word/2010/wordml" xmlns:w15="http://schemas.microsoft.com/office/word/2012/wordml" xmlns:w16cei="http://schemas.microsoft.com/office/word/2026/wordml/cei" xmlns:w16cex="http://schemas.microsoft.com/office/word/2018/wordml/cex" xmlns:w16cid="http://schemas.microsoft.com/office/word/2016/wordml/cid" xmlns:w16="http://schemas.microsoft.com/office/word/2018/wordml" xmlns:w16du="http://schemas.microsoft.com/office/word/2023/wordml/word16du" xmlns:w16sdtdh="http://schemas.microsoft.com/office/word/2020/wordml/sdtdatahash" xmlns:w16sdtfl="http://schemas.microsoft.com/office/word/2024/wordml/sdtformatlock" xmlns:w16se="http://schemas.microsoft.com/office/word/2015/wordml/symex" xmlns:wpg="http://schemas.microsoft.com/office/word/2010/wordprocessingGroup" xmlns:wpi="http://schemas.microsoft.com/office/word/2010/wordprocessingInk" xmlns:wne="http://schemas.microsoft.com/office/word/2006/wordml" xmlns:wps="http://schemas.microsoft.com/office/word/2010/wordprocessingShape" mc:Ignorable="w14 w15 w16se w16cid w16 w16cex w16sdtdh w16sdtfl w16du wp14">
   <w:body>
     <w:p>
-      <w:pPr>
-        <w:pStyle w:val="a3"/>
-        <w:rPr>
-          <w:sz w:val="24"/>
-          <w:szCs w:val="24"/>
-        </w:rPr>
-      </w:pPr>
-      <w:r>
-        <w:rPr>
-          <w:b/>
-          <w:sz w:val="24"/>
-          <w:szCs w:val="24"/>
-        </w:rPr>
-        <w:t>作品名：DECKRPG★（デッキビルドRPG）</w:t>
+      <w:r>
+        <w:rPr>
+          <w:sz w:val="36"/>
+          <w:szCs w:val="36"/>
+        </w:rPr>
+        <w:t>作品名：DECKRPG</w:t>
+      </w:r>
+      <w:r>
+        <w:br/>
+      </w:r>
+      <w:r>
+        <w:rPr>
+          <w:rFonts w:hint="eastAsia"/>
+        </w:rPr>
+        <w:t>名前：山口祐葵</w:t>
+      </w:r>
+      <w:r>
+        <w:br/>
+      </w:r>
+      <w:r>
+        <w:t>Google Drive</w:t>
+      </w:r>
+      <w:r>
+        <w:rPr>
+          <w:rFonts w:hint="eastAsia"/>
+        </w:rPr>
+        <w:t>（</w:t>
+      </w:r>
+      <w:r>
+        <w:t>ソースコード一式</w:t>
+      </w:r>
+      <w:r>
+        <w:rPr>
+          <w:rFonts w:hint="eastAsia"/>
+        </w:rPr>
+        <w:t>）：</w:t>
+      </w:r>
+      <w:hyperlink r:id="rId7" w:history="1">
+        <w:r>
+          <w:rPr>
+            <w:rStyle w:val="ae"/>
+          </w:rPr>
+          <w:t>https://drive.google.com/drive/folders/1F2qb3SL9eDYCwBFm_A5Oo6dG7L7t73ID?usp=sharing</w:t>
+        </w:r>
+      </w:hyperlink>
+    </w:p>
+    <w:p/>
+    <w:p>
+      <w:r>
+        <w:rPr>
+          <w:rFonts w:hint="eastAsia"/>
+        </w:rPr>
+        <w:t>Y</w:t>
+      </w:r>
+      <w:r>
+        <w:t>ou</w:t>
+      </w:r>
+      <w:r>
+        <w:rPr>
+          <w:rFonts w:hint="eastAsia"/>
+        </w:rPr>
+        <w:t>T</w:t>
+      </w:r>
+      <w:r>
+        <w:t>ube</w:t>
+      </w:r>
+      <w:r>
+        <w:rPr>
+          <w:rFonts w:hint="eastAsia"/>
+        </w:rPr>
+        <w:t>（</w:t>
+      </w:r>
+      <w:r>
+        <w:t>作品の紹介動画</w:t>
+      </w:r>
+      <w:r>
+        <w:rPr>
+          <w:rFonts w:hint="eastAsia"/>
+        </w:rPr>
+        <w:t>）：</w:t>
+      </w:r>
+      <w:hyperlink r:id="rId8" w:history="1">
+        <w:r>
+          <w:rPr>
+            <w:rStyle w:val="ae"/>
+          </w:rPr>
+          <w:t>https://youtu.be/b32dOt0ZmYI</w:t>
+        </w:r>
+      </w:hyperlink>
+    </w:p>
+    <w:p/>
+    <w:p>
+      <w:r>
+        <w:t>GitHub</w:t>
+      </w:r>
+      <w:r>
+        <w:rPr>
+          <w:rFonts w:hint="eastAsia"/>
+        </w:rPr>
+        <w:t>：</w:t>
+      </w:r>
+      <w:r>
+        <w:fldChar w:fldCharType="begin"/>
+      </w:r>
+      <w:r>
+        <w:instrText>HYPERLINK "</w:instrText>
+      </w:r>
+      <w:r>
+        <w:instrText>https://github.com/kuronn0410/RPG1</w:instrText>
+      </w:r>
+      <w:r>
+        <w:instrText>"</w:instrText>
+      </w:r>
+      <w:r>
+        <w:fldChar w:fldCharType="separate"/>
+      </w:r>
+      <w:r>
+        <w:rPr>
+          <w:rStyle w:val="ae"/>
+        </w:rPr>
+        <w:t>https://github.com/kuronn0410/RPG1</w:t>
+      </w:r>
+      <w:r>
+        <w:fldChar w:fldCharType="end"/>
+      </w:r>
+      <w:r>
+        <w:br/>
+      </w:r>
+      <w:r>
+        <w:rPr>
+          <w:rFonts w:hint="eastAsia"/>
+        </w:rPr>
+        <w:t>＊</w:t>
+      </w:r>
+      <w:r>
+        <w:t>GitHubでは開発時のプロジェクト名「RPG1」として管理しています。</w:t>
+      </w:r>
+    </w:p>
+    <w:p/>
+    <w:p>
+      <w:r>
+        <w:rPr>
+          <w:rFonts w:hint="eastAsia"/>
+        </w:rPr>
+        <w:t>直すリスト</w:t>
+      </w:r>
+    </w:p>
+    <w:p>
+      <w:r>
+        <w:rPr>
+          <w:rFonts w:hint="eastAsia"/>
+        </w:rPr>
+        <w:t>＊</w:t>
+      </w:r>
+      <w:r>
+        <w:t xml:space="preserve">UI・インタラクション欄に、Ray時の操作表示やレベルアップ視覚演出などを反映する </w:t>
+      </w:r>
+    </w:p>
+    <w:p>
+      <w:r>
+        <w:t xml:space="preserve"> </w:t>
+      </w:r>
+      <w:r>
+        <w:rPr>
+          <w:rFonts w:hint="eastAsia"/>
+        </w:rPr>
+        <w:t>＊</w:t>
+      </w:r>
+      <w:r>
+        <w:t xml:space="preserve">敵システム欄に、死亡演出の改善を反映する </w:t>
+      </w:r>
+    </w:p>
+    <w:p>
+      <w:pPr>
+        <w:rPr>
+          <w:rFonts w:hint="eastAsia"/>
+        </w:rPr>
+      </w:pPr>
+      <w:r>
+        <w:t xml:space="preserve"> </w:t>
+      </w:r>
+      <w:r>
+        <w:rPr>
+          <w:rFonts w:hint="eastAsia"/>
+        </w:rPr>
+        <w:t>＊</w:t>
+      </w:r>
+      <w:r>
+        <w:t>「プレイテスト→修正→再テスト」の改善経験を工夫した点に1段落追加する</w:t>
+      </w:r>
+    </w:p>
+    <w:p>
+      <w:pPr>
+        <w:rPr>
+          <w:rFonts w:hint="eastAsia"/>
+        </w:rPr>
+      </w:pPr>
+      <w:r>
+        <w:rPr>
+          <w:rFonts w:hint="eastAsia"/>
+        </w:rPr>
+        <w:t>＊</w:t>
+      </w:r>
+      <w:r>
+        <w:t xml:space="preserve">Google Drive / YouTube </w:t>
+      </w:r>
+      <w:r>
+        <w:br/>
+      </w:r>
+      <w:r>
+        <w:rPr>
+          <w:rFonts w:hint="eastAsia"/>
+        </w:rPr>
+        <w:t>＊</w:t>
+      </w:r>
+      <w:r>
+        <w:t>SE/BGM</w:t>
+      </w:r>
+      <w:r>
+        <w:br/>
+      </w:r>
+      <w:r>
+        <w:rPr>
+          <w:rFonts w:hint="eastAsia"/>
+        </w:rPr>
+        <w:t>＊</w:t>
+      </w:r>
+      <w:r>
+        <w:t>レベルアップ演出</w:t>
+      </w:r>
+      <w:r>
+        <w:br/>
+      </w:r>
+      <w:r>
+        <w:rPr>
+          <w:rFonts w:hint="eastAsia"/>
+        </w:rPr>
+        <w:t>＊</w:t>
+      </w:r>
+      <w:r>
+        <w:t>死亡演出</w:t>
+      </w:r>
+      <w:r>
+        <w:br/>
+        <w:t xml:space="preserve"> </w:t>
+      </w:r>
+      <w:r>
+        <w:rPr>
+          <w:rFonts w:hint="eastAsia"/>
+        </w:rPr>
+        <w:t>＊</w:t>
+      </w:r>
+      <w:r>
+        <w:t>Ray UI</w:t>
+      </w:r>
+      <w:r>
+        <w:br/>
+      </w:r>
+      <w:r>
+        <w:rPr>
+          <w:rFonts w:hint="eastAsia"/>
+        </w:rPr>
+        <w:t>＊</w:t>
+      </w:r>
+      <w:r>
+        <w:t>ショップ所持金</w:t>
+      </w:r>
+      <w:r>
+        <w:br/>
+      </w:r>
+      <w:r>
+        <w:rPr>
+          <w:rFonts w:hint="eastAsia"/>
+        </w:rPr>
+        <w:t>＊</w:t>
+      </w:r>
+      <w:r>
+        <w:t>クリア演出</w:t>
+      </w:r>
+    </w:p>
+    <w:p>
+      <w:pPr>
+        <w:widowControl/>
+        <w:rPr>
+          <w:rFonts w:hint="eastAsia"/>
+        </w:rPr>
+      </w:pPr>
+      <w:r>
+        <w:br w:type="page"/>
       </w:r>
     </w:p>
     <w:p>
@@ -28,6 +303,7 @@
         <w:rPr>
           <w:b/>
         </w:rPr>
+        <w:lastRenderedPageBreak/>
         <w:t>■概要</w:t>
       </w:r>
     </w:p>
@@ -42,13 +318,7 @@
         <w:rPr>
           <w:rFonts w:hint="eastAsia"/>
         </w:rPr>
-        <w:t>3つ</w:t>
-      </w:r>
-      <w:r>
-        <w:rPr>
-          <w:rFonts w:hint="eastAsia"/>
-        </w:rPr>
-        <w:t>の</w:t>
+        <w:t>3つの</w:t>
       </w:r>
       <w:r>
         <w:t>ステージ</w:t>
@@ -112,7 +382,23 @@
         <w:ind w:left="259" w:hanging="259"/>
       </w:pPr>
       <w:r>
-        <w:t>・JSONによるセーブデータ管理</w:t>
+        <w:t>・JSONによるゲームデータ／設定データ管理</w:t>
+      </w:r>
+    </w:p>
+    <w:p>
+      <w:pPr>
+        <w:ind w:left="259" w:hanging="259"/>
+      </w:pPr>
+      <w:r>
+        <w:t>・async／await、Taskによる非同期ファイルI/O・シーンロード</w:t>
+      </w:r>
+    </w:p>
+    <w:p>
+      <w:pPr>
+        <w:ind w:left="259" w:hanging="259"/>
+      </w:pPr>
+      <w:r>
+        <w:t>・コルーチンによる時間制御・保存タイミング制御</w:t>
       </w:r>
     </w:p>
     <w:p>
@@ -133,9 +419,6 @@
     <w:p>
       <w:pPr>
         <w:ind w:firstLine="259"/>
-        <w:rPr>
-          <w:rFonts w:hint="eastAsia"/>
-        </w:rPr>
       </w:pPr>
       <w:r>
         <w:t>約1か月半</w:t>
@@ -144,15 +427,15 @@
     <w:p>
       <w:pPr>
         <w:ind w:left="259" w:hanging="259"/>
-        <w:rPr>
-          <w:rFonts w:hint="eastAsia"/>
-        </w:rPr>
-      </w:pPr>
-      <w:r>
-        <w:t>・</w:t>
-      </w:r>
-      <w:r>
-        <w:t>実作業期間：約3週間）</w:t>
+      </w:pPr>
+      <w:r>
+        <w:t>・実作業期間：約</w:t>
+      </w:r>
+      <w:r>
+        <w:rPr>
+          <w:rFonts w:hint="eastAsia"/>
+        </w:rPr>
+        <w:t>1ヶ月</w:t>
       </w:r>
     </w:p>
     <w:p>
@@ -279,6 +562,15 @@
     </w:p>
     <w:p>
       <w:pPr>
+        <w:ind w:left="259" w:hanging="259"/>
+      </w:pPr>
+      <w:r>
+        <w:lastRenderedPageBreak/>
+        <w:t>・セーブデータ読込後、Loading画面を表示しながらTownシーンを非同期ロード</w:t>
+      </w:r>
+    </w:p>
+    <w:p>
+      <w:pPr>
         <w:pStyle w:val="1"/>
         <w:spacing w:before="120" w:after="40"/>
       </w:pPr>
@@ -286,7 +578,6 @@
         <w:rPr>
           <w:b/>
         </w:rPr>
-        <w:lastRenderedPageBreak/>
         <w:t>■実装機能</w:t>
       </w:r>
     </w:p>
@@ -502,9 +793,6 @@
     <w:p>
       <w:pPr>
         <w:ind w:left="259" w:hanging="259"/>
-        <w:rPr>
-          <w:rFonts w:hint="eastAsia"/>
-        </w:rPr>
       </w:pPr>
       <w:r>
         <w:t>・透明化中のプレイヤーを追跡しない処理を実装</w:t>
@@ -543,6 +831,7 @@
         <w:ind w:left="259" w:hanging="259"/>
       </w:pPr>
       <w:r>
+        <w:lastRenderedPageBreak/>
         <w:t>・数字キー1〜5でカードを使用し、使用後はデッキから削除</w:t>
       </w:r>
     </w:p>
@@ -551,7 +840,6 @@
         <w:ind w:left="259" w:hanging="259"/>
       </w:pPr>
       <w:r>
-        <w:lastRenderedPageBreak/>
         <w:t>・カードショップでの購入</w:t>
       </w:r>
     </w:p>
@@ -610,6 +898,9 @@
     <w:p>
       <w:pPr>
         <w:ind w:left="259" w:hanging="259"/>
+        <w:rPr>
+          <w:rFonts w:hint="eastAsia"/>
+        </w:rPr>
       </w:pPr>
       <w:r>
         <w:t>・World Space UIのHover・クリック判定</w:t>
@@ -630,15 +921,188 @@
       <w:r>
         <w:t>による商人・扉・World Spaceボタンとのインタラクション</w:t>
       </w:r>
+    </w:p>
+    <w:p>
+      <w:pPr>
+        <w:ind w:left="259" w:hanging="259"/>
+        <w:rPr>
+          <w:rFonts w:hint="eastAsia"/>
+        </w:rPr>
+      </w:pPr>
+      <w:r>
+        <w:rPr>
+          <w:rFonts w:hint="eastAsia"/>
+        </w:rPr>
+        <w:t>・</w:t>
+      </w:r>
+      <w:r>
+        <w:t>商人・扉・World Spaceボタンとのインタラクション</w:t>
+      </w:r>
+      <w:r>
+        <w:rPr>
+          <w:rFonts w:hint="eastAsia"/>
+        </w:rPr>
+        <w:t>時に操作方法表示</w:t>
+      </w:r>
+    </w:p>
+    <w:p>
+      <w:pPr>
+        <w:ind w:left="259" w:hanging="259"/>
+      </w:pPr>
+      <w:r>
+        <w:t>・マウス感度スライダーとFPS（30／60／120）設定UI</w:t>
+      </w:r>
+    </w:p>
+    <w:p>
+      <w:pPr>
+        <w:ind w:left="259" w:hanging="259"/>
+      </w:pPr>
+      <w:r>
+        <w:t>・シーン遷移中のLoading画面とParticle演出</w:t>
+      </w:r>
+    </w:p>
+    <w:p>
+      <w:pPr>
+        <w:ind w:left="259" w:hanging="259"/>
+        <w:rPr>
+          <w:rFonts w:hint="eastAsia"/>
+        </w:rPr>
+      </w:pPr>
+      <w:r>
+        <w:rPr>
+          <w:rFonts w:hint="eastAsia"/>
+        </w:rPr>
+        <w:t>・レベルアップ時に画面中央に一定時間</w:t>
+      </w:r>
+      <w:proofErr w:type="spellStart"/>
+      <w:r>
+        <w:rPr>
+          <w:rFonts w:hint="eastAsia"/>
+        </w:rPr>
+        <w:t>LevelUP</w:t>
+      </w:r>
+      <w:proofErr w:type="spellEnd"/>
+      <w:r>
+        <w:rPr>
+          <w:rFonts w:hint="eastAsia"/>
+        </w:rPr>
+        <w:t>の文字を表示</w:t>
+      </w:r>
+    </w:p>
+    <w:p>
+      <w:pPr>
+        <w:ind w:left="259" w:hanging="259"/>
+      </w:pPr>
+      <w:r>
+        <w:t>・World Space UIの</w:t>
+      </w:r>
+      <w:proofErr w:type="spellStart"/>
+      <w:r>
+        <w:t>Raycast</w:t>
+      </w:r>
+      <w:proofErr w:type="spellEnd"/>
+      <w:r>
+        <w:t>を一定フレーム間隔で実行し、毎フレーム処理を抑制</w:t>
+      </w:r>
+    </w:p>
+    <w:p>
+      <w:pPr>
+        <w:ind w:left="259" w:hanging="259"/>
+      </w:pPr>
     </w:p>
     <w:p>
       <w:pPr>
         <w:pStyle w:val="2"/>
         <w:spacing w:before="60" w:after="20"/>
-      </w:pPr>
-      <w:r>
-        <w:rPr>
+        <w:rPr>
+          <w:rFonts w:hint="eastAsia"/>
           <w:b/>
+          <w:bCs/>
+        </w:rPr>
+      </w:pPr>
+      <w:r>
+        <w:rPr>
+          <w:b/>
+          <w:bCs/>
+        </w:rPr>
+        <w:t>サウンド</w:t>
+      </w:r>
+    </w:p>
+    <w:p>
+      <w:pPr>
+        <w:ind w:left="259" w:hanging="259"/>
+      </w:pPr>
+      <w:r>
+        <w:rPr>
+          <w:rFonts w:hint="eastAsia"/>
+        </w:rPr>
+        <w:t>・</w:t>
+      </w:r>
+      <w:r>
+        <w:t xml:space="preserve">タイトル、街、戦闘、クリア時にBGMを切り替え </w:t>
+      </w:r>
+    </w:p>
+    <w:p>
+      <w:pPr>
+        <w:ind w:left="259" w:hanging="259"/>
+      </w:pPr>
+      <w:r>
+        <w:rPr>
+          <w:rFonts w:hint="eastAsia"/>
+        </w:rPr>
+        <w:t>・</w:t>
+      </w:r>
+      <w:r>
+        <w:t xml:space="preserve">攻撃命中、敵死亡、レベルアップ、購入時などにSEを再生 </w:t>
+      </w:r>
+    </w:p>
+    <w:p>
+      <w:pPr>
+        <w:ind w:left="259" w:hanging="259"/>
+      </w:pPr>
+      <w:r>
+        <w:rPr>
+          <w:rFonts w:hint="eastAsia"/>
+        </w:rPr>
+        <w:t>・</w:t>
+      </w:r>
+      <w:r>
+        <w:t xml:space="preserve">UI音は共通管理し、プレイヤー・敵の行動音は各オブジェクト側で再生 </w:t>
+      </w:r>
+    </w:p>
+    <w:p>
+      <w:pPr>
+        <w:ind w:left="259" w:hanging="259"/>
+        <w:rPr>
+          <w:rFonts w:hint="eastAsia"/>
+        </w:rPr>
+      </w:pPr>
+      <w:r>
+        <w:rPr>
+          <w:rFonts w:hint="eastAsia"/>
+        </w:rPr>
+        <w:t>・</w:t>
+      </w:r>
+      <w:r>
+        <w:t>プレイテストを基に、レベルアップや敵死亡など状態変化が伝わりやすいようSEを追加</w:t>
+      </w:r>
+    </w:p>
+    <w:p>
+      <w:pPr>
+        <w:ind w:left="259" w:hanging="259"/>
+        <w:rPr>
+          <w:rFonts w:hint="eastAsia"/>
+        </w:rPr>
+      </w:pPr>
+    </w:p>
+    <w:p>
+      <w:pPr>
+        <w:pStyle w:val="2"/>
+        <w:spacing w:before="60" w:after="20"/>
+      </w:pPr>
+      <w:r>
+        <w:rPr>
+          <w:b/>
         </w:rPr>
         <w:t>セーブ・ロード</w:t>
       </w:r>
@@ -648,7 +1112,7 @@
         <w:ind w:left="259" w:hanging="259"/>
       </w:pPr>
       <w:r>
-        <w:t>・JSONファイルへの保存と読込</w:t>
+        <w:t>・ゲームデータと設定データを別々のJSONファイルへ非同期保存・読込</w:t>
       </w:r>
     </w:p>
     <w:p>
@@ -674,6 +1138,225 @@
       <w:r>
         <w:t>・デッキ内カード、所持カードを保存</w:t>
       </w:r>
+    </w:p>
+    <w:p>
+      <w:pPr>
+        <w:ind w:left="259" w:hanging="259"/>
+      </w:pPr>
+      <w:r>
+        <w:t>・マウス感度とFPS設定を</w:t>
+      </w:r>
+      <w:proofErr w:type="spellStart"/>
+      <w:r>
+        <w:t>settings.json</w:t>
+      </w:r>
+      <w:proofErr w:type="spellEnd"/>
+      <w:r>
+        <w:t>へ保存し、ゲーム開始時に復元</w:t>
+      </w:r>
+    </w:p>
+    <w:p>
+      <w:pPr>
+        <w:ind w:left="259" w:hanging="259"/>
+      </w:pPr>
+      <w:r>
+        <w:t>・async／awaitで完了を待機し、try-catch-finallyで例外処理とLoading画面の後処理を実装</w:t>
+      </w:r>
+    </w:p>
+    <w:p>
+      <w:pPr>
+        <w:ind w:left="259" w:hanging="259"/>
+      </w:pPr>
+      <w:r>
+        <w:lastRenderedPageBreak/>
+        <w:t>・</w:t>
+      </w:r>
+      <w:proofErr w:type="spellStart"/>
+      <w:r>
+        <w:t>SceneManager.LoadSceneAsync</w:t>
+      </w:r>
+      <w:proofErr w:type="spellEnd"/>
+      <w:r>
+        <w:t>による非同期シーン遷移</w:t>
+      </w:r>
+    </w:p>
+    <w:p>
+      <w:pPr>
+        <w:ind w:left="259" w:hanging="259"/>
+        <w:rPr>
+          <w:rFonts w:hint="eastAsia"/>
+        </w:rPr>
+      </w:pPr>
+    </w:p>
+    <w:p>
+      <w:pPr>
+        <w:pStyle w:val="2"/>
+        <w:spacing w:before="60" w:after="20"/>
+        <w:rPr>
+          <w:b/>
+        </w:rPr>
+      </w:pPr>
+      <w:r>
+        <w:rPr>
+          <w:rFonts w:hint="eastAsia"/>
+          <w:b/>
+        </w:rPr>
+        <w:t>プレイテスト</w:t>
+      </w:r>
+    </w:p>
+    <w:p>
+      <w:r>
+        <w:t>自分だけでは気付くことのできない、実際にプレイした際の不便さを発見するため、知人にプレイテストを行ってもらいました。</w:t>
+      </w:r>
+    </w:p>
+    <w:p>
+      <w:r>
+        <w:t>初めは一人の協力者にプレイしてもらい、そこで得た意見から改善効果が大きいと判断したものを優先して修正しました。その後、同じ方に再度プレイしてもらい、改善できているか、新たに気になる点がないかを確認する流れで進めています。</w:t>
+      </w:r>
+    </w:p>
+    <w:p>
+      <w:r>
+        <w:t>「プレイテスト → 修正 → 再テスト」</w:t>
+      </w:r>
+    </w:p>
+    <w:p>
+      <w:r>
+        <w:t>修正が一定以上進んだ段階で、複数人によるテストへ切り替える予定です。</w:t>
+      </w:r>
+    </w:p>
+    <w:p>
+      <w:r>
+        <w:rPr>
+          <w:b/>
+          <w:bCs/>
+        </w:rPr>
+        <w:t>［意見］操作方法が分かりにくい</w:t>
+      </w:r>
+      <w:r>
+        <w:br/>
+        <w:t>［修正］操作ガイドを追加</w:t>
+      </w:r>
+    </w:p>
+    <w:p>
+      <w:r>
+        <w:rPr>
+          <w:b/>
+          <w:bCs/>
+        </w:rPr>
+        <w:t>［意見］インベントリのお金の表示に気付けない</w:t>
+      </w:r>
+      <w:r>
+        <w:br/>
+        <w:t>［修正］お金を使用するショップ画面にも所持金UIを追加</w:t>
+      </w:r>
+    </w:p>
+    <w:p>
+      <w:r>
+        <w:rPr>
+          <w:b/>
+          <w:bCs/>
+        </w:rPr>
+        <w:t>［意見］お金を使用している感覚が弱い</w:t>
+      </w:r>
+      <w:r>
+        <w:br/>
+        <w:t>［修正］購入時にSEを追加</w:t>
+      </w:r>
+    </w:p>
+    <w:p>
+      <w:r>
+        <w:rPr>
+          <w:b/>
+          <w:bCs/>
+        </w:rPr>
+        <w:t>［意見］ゲームクリアが分かりにくい</w:t>
+      </w:r>
+      <w:r>
+        <w:br/>
+        <w:t>［修正］</w:t>
+      </w:r>
+      <w:r>
+        <w:rPr>
+          <w:rFonts w:hint="eastAsia"/>
+        </w:rPr>
+        <w:t>BGMの変更、</w:t>
+      </w:r>
+      <w:r>
+        <w:t>敵を倒した直後にクリア画面を表示していた処理を変更し、敵の死亡演出と消滅が完了した後にクリア画面を表示するように変更</w:t>
+      </w:r>
+    </w:p>
+    <w:p>
+      <w:r>
+        <w:rPr>
+          <w:b/>
+          <w:bCs/>
+        </w:rPr>
+        <w:t>［意見］</w:t>
+      </w:r>
+      <w:r>
+        <w:t>レベルアップに気づきにくい →</w:t>
+      </w:r>
+    </w:p>
+    <w:p>
+      <w:r>
+        <w:t>［修正］</w:t>
+      </w:r>
+      <w:r>
+        <w:t xml:space="preserve">SE＋視覚演出 </w:t>
+      </w:r>
+    </w:p>
+    <w:p>
+      <w:r>
+        <w:rPr>
+          <w:b/>
+          <w:bCs/>
+        </w:rPr>
+        <w:t>［意見］</w:t>
+      </w:r>
+      <w:r>
+        <w:t xml:space="preserve">敵を倒した感じが弱い </w:t>
+      </w:r>
+    </w:p>
+    <w:p>
+      <w:r>
+        <w:t>［修正］</w:t>
+      </w:r>
+      <w:r>
+        <w:t xml:space="preserve">死亡SE＋縮小演出 </w:t>
+      </w:r>
+    </w:p>
+    <w:p>
+      <w:r>
+        <w:rPr>
+          <w:b/>
+          <w:bCs/>
+        </w:rPr>
+        <w:t>［意見］</w:t>
+      </w:r>
+      <w:r>
+        <w:t xml:space="preserve">Ray操作が分かりにくい </w:t>
+      </w:r>
+    </w:p>
+    <w:p>
+      <w:pPr>
+        <w:rPr>
+          <w:rFonts w:hint="eastAsia"/>
+        </w:rPr>
+      </w:pPr>
+      <w:r>
+        <w:t>［修正］</w:t>
+      </w:r>
+      <w:r>
+        <w:t>十字UI＋操作表示</w:t>
+      </w:r>
+    </w:p>
+    <w:p>
+      <w:pPr>
+        <w:ind w:left="259" w:hanging="259"/>
+        <w:rPr>
+          <w:rFonts w:hint="eastAsia"/>
+        </w:rPr>
+      </w:pPr>
     </w:p>
     <w:p>
       <w:pPr>
@@ -700,7 +1383,11 @@
         <w:spacing w:after="40"/>
       </w:pPr>
       <w:r>
-        <w:t>プログラムは機能ごとにクラスを分割し、敵管理、カード管理、ショップ管理、セーブ機能、UI管理などの責務を分けました。これにより、機能追加や不具合修正を行う際に影響範囲を把握しやすくし、保守性を高めています。</w:t>
+        <w:t>プログラムは機能ごとにクラスを分割し、敵管理、カード管理、ショップ管理、セーブ機能、UI管理などの責務を分けました。これにより、機能追加や不具合修正を行う際に影響</w:t>
+      </w:r>
+      <w:r>
+        <w:lastRenderedPageBreak/>
+        <w:t>範囲を把握しやすくし、保守性を高めています。</w:t>
       </w:r>
     </w:p>
     <w:p>
@@ -733,6 +1420,47 @@
       <w:proofErr w:type="spellEnd"/>
       <w:r>
         <w:t>によるインタラクション、ダメージ表示のQueue管理、JSON形式のセーブ／ロードなど、実際のゲームとして遊びやすくするための周辺機能も実装しました。</w:t>
+      </w:r>
+    </w:p>
+    <w:p>
+      <w:pPr>
+        <w:spacing w:after="40"/>
+      </w:pPr>
+      <w:r>
+        <w:t>プレイヤーHP、経験値、お金、敵HP、ダメージ表示などのUI更新にはC#イベントを利用し、値の変化があったときだけ表示を更新する構成にしました。UIとゲームロジックの直接依存を抑え、更新処理の責務を分けています。</w:t>
+      </w:r>
+    </w:p>
+    <w:p>
+      <w:pPr>
+        <w:spacing w:after="40"/>
+      </w:pPr>
+      <w:r>
+        <w:t>ゲームデータと設定データは別々のJSONファイルに分離し、ファイル</w:t>
+      </w:r>
+      <w:r>
+        <w:rPr>
+          <w:rFonts w:hint="eastAsia"/>
+        </w:rPr>
+        <w:t>読み込み</w:t>
+      </w:r>
+      <w:r>
+        <w:t>とシーン遷移にはasync／awaitを導入しました。処理完了を待ってから次へ進む流れを明確にし、try-catch-finallyによって失敗時にもLoading画面を閉じられるようにしています。</w:t>
+      </w:r>
+    </w:p>
+    <w:p>
+      <w:pPr>
+        <w:spacing w:after="40"/>
+      </w:pPr>
+      <w:r>
+        <w:t>マウス感度はスライダー操作のたびに保存せず、コルーチンで最後の操作から一定時間待って保存するデバウンス処理を実装しました。ポーズ中でも待機できるよう</w:t>
+      </w:r>
+      <w:proofErr w:type="spellStart"/>
+      <w:r>
+        <w:t>WaitForSecondsRealtime</w:t>
+      </w:r>
+      <w:proofErr w:type="spellEnd"/>
+      <w:r>
+        <w:t>を使用しています。</w:t>
       </w:r>
     </w:p>
     <w:p>
@@ -744,65 +1472,97 @@
         <w:rPr>
           <w:b/>
         </w:rPr>
-        <w:lastRenderedPageBreak/>
-        <w:t>■今後の改善予定</w:t>
-      </w:r>
-    </w:p>
-    <w:p>
-      <w:pPr>
-        <w:ind w:left="259" w:hanging="259"/>
-      </w:pPr>
-      <w:r>
-        <w:t>・SE・BGMの追加</w:t>
-      </w:r>
-    </w:p>
-    <w:p>
-      <w:pPr>
-        <w:ind w:left="259" w:hanging="259"/>
-      </w:pPr>
-      <w:r>
-        <w:t>・攻撃やカード使用時のエフェクト追加</w:t>
-      </w:r>
-    </w:p>
-    <w:p>
-      <w:pPr>
-        <w:ind w:left="259" w:hanging="259"/>
-      </w:pPr>
-      <w:r>
-        <w:t>・チュートリアルや操作説明の強化</w:t>
-      </w:r>
-    </w:p>
-    <w:p>
-      <w:pPr>
-        <w:ind w:left="259" w:hanging="259"/>
-      </w:pPr>
-      <w:r>
-        <w:t>・ゲーム再起動後も設定を保持するための</w:t>
-      </w:r>
+        <w:t>■</w:t>
+      </w:r>
+      <w:r>
+        <w:rPr>
+          <w:rFonts w:hint="eastAsia"/>
+          <w:b/>
+        </w:rPr>
+        <w:t>主に学んだこと</w:t>
+      </w:r>
+    </w:p>
+    <w:p>
+      <w:pPr>
+        <w:spacing w:after="40"/>
+      </w:pPr>
+      <w:r>
+        <w:rPr>
+          <w:b/>
+          <w:bCs/>
+        </w:rPr>
+        <w:t>「開発で学んだこと」</w:t>
+      </w:r>
+    </w:p>
+    <w:p>
+      <w:pPr>
+        <w:numPr>
+          <w:ilvl w:val="0"/>
+          <w:numId w:val="1"/>
+        </w:numPr>
+        <w:spacing w:after="40"/>
+      </w:pPr>
       <w:proofErr w:type="spellStart"/>
       <w:r>
-        <w:t>PlayerPrefs</w:t>
+        <w:t>ScriptableObject</w:t>
       </w:r>
       <w:proofErr w:type="spellEnd"/>
       <w:r>
-        <w:t>対応</w:t>
-      </w:r>
-    </w:p>
-    <w:p>
-      <w:pPr>
-        <w:ind w:left="259" w:hanging="259"/>
-      </w:pPr>
-      <w:r>
-        <w:t>・UI演出の強化</w:t>
-      </w:r>
-    </w:p>
-    <w:p>
-      <w:pPr>
-        <w:ind w:left="259" w:hanging="259"/>
-      </w:pPr>
-      <w:r>
-        <w:t>・敵種類やステージバリエーションの追加</w:t>
-      </w:r>
+        <w:t xml:space="preserve">によるデータ管理 </w:t>
+      </w:r>
+    </w:p>
+    <w:p>
+      <w:pPr>
+        <w:numPr>
+          <w:ilvl w:val="0"/>
+          <w:numId w:val="1"/>
+        </w:numPr>
+        <w:spacing w:after="40"/>
+      </w:pPr>
+      <w:r>
+        <w:t xml:space="preserve">ObserverパターンによるUI更新 </w:t>
+      </w:r>
+    </w:p>
+    <w:p>
+      <w:pPr>
+        <w:numPr>
+          <w:ilvl w:val="0"/>
+          <w:numId w:val="1"/>
+        </w:numPr>
+        <w:spacing w:after="40"/>
+      </w:pPr>
+      <w:r>
+        <w:t xml:space="preserve">async/awaitによる非同期処理 </w:t>
+      </w:r>
+    </w:p>
+    <w:p>
+      <w:pPr>
+        <w:numPr>
+          <w:ilvl w:val="0"/>
+          <w:numId w:val="1"/>
+        </w:numPr>
+        <w:spacing w:after="40"/>
+      </w:pPr>
+      <w:r>
+        <w:t xml:space="preserve">責務分割を意識した設計 </w:t>
+      </w:r>
+    </w:p>
+    <w:p>
+      <w:pPr>
+        <w:numPr>
+          <w:ilvl w:val="0"/>
+          <w:numId w:val="1"/>
+        </w:numPr>
+        <w:spacing w:after="40"/>
+      </w:pPr>
+      <w:r>
+        <w:t>保守性・拡張性を意識した改善</w:t>
+      </w:r>
+    </w:p>
+    <w:p>
+      <w:pPr>
+        <w:spacing w:after="40"/>
+      </w:pPr>
     </w:p>
     <w:p>
       <w:pPr>
@@ -813,69 +1573,47 @@
         <w:rPr>
           <w:b/>
         </w:rPr>
-        <w:t>■操作方法</w:t>
-      </w:r>
-    </w:p>
-    <w:p>
-      <w:pPr>
-        <w:ind w:left="259" w:hanging="259"/>
-      </w:pPr>
-      <w:r>
-        <w:t>・移動：WASD</w:t>
-      </w:r>
-    </w:p>
-    <w:p>
-      <w:pPr>
-        <w:ind w:left="259" w:hanging="259"/>
-      </w:pPr>
-      <w:r>
-        <w:t>・視点操作：マウス移動</w:t>
-      </w:r>
-    </w:p>
-    <w:p>
-      <w:pPr>
-        <w:ind w:left="259" w:hanging="259"/>
-      </w:pPr>
-      <w:r>
-        <w:t>・攻撃：左クリック</w:t>
-      </w:r>
-    </w:p>
-    <w:p>
-      <w:pPr>
-        <w:ind w:left="259" w:hanging="259"/>
-      </w:pPr>
-      <w:r>
-        <w:t>・カード使用：数字キー1〜5</w:t>
-      </w:r>
-    </w:p>
-    <w:p>
-      <w:pPr>
-        <w:ind w:left="259" w:hanging="259"/>
-      </w:pPr>
-      <w:r>
-        <w:t>・インベントリ／カード関連UI：B</w:t>
-      </w:r>
-    </w:p>
-    <w:p>
-      <w:pPr>
-        <w:ind w:left="259" w:hanging="259"/>
-        <w:rPr>
-          <w:rFonts w:hint="eastAsia"/>
-        </w:rPr>
-      </w:pPr>
-      <w:r>
-        <w:t>・ショップや扉などのインタラクション：画面中央</w:t>
-      </w:r>
-      <w:proofErr w:type="spellStart"/>
-      <w:r>
-        <w:t>Raycast</w:t>
-      </w:r>
-      <w:proofErr w:type="spellEnd"/>
-      <w:r>
-        <w:t>／</w:t>
-      </w:r>
-      <w:r>
-        <w:t>左クリック</w:t>
+        <w:t>■今後の改善予定</w:t>
+      </w:r>
+    </w:p>
+    <w:p>
+      <w:pPr>
+        <w:ind w:left="259" w:hanging="259"/>
+      </w:pPr>
+      <w:r>
+        <w:t>・攻撃やカード使用時のエフェクト追加</w:t>
+      </w:r>
+    </w:p>
+    <w:p>
+      <w:pPr>
+        <w:ind w:left="259" w:hanging="259"/>
+      </w:pPr>
+      <w:r>
+        <w:t>・チュートリアルや操作説明の強化</w:t>
+      </w:r>
+    </w:p>
+    <w:p>
+      <w:pPr>
+        <w:ind w:left="259" w:hanging="259"/>
+      </w:pPr>
+      <w:r>
+        <w:t>・非同期ロードの進捗率表示とLoading画面の仕上げ</w:t>
+      </w:r>
+    </w:p>
+    <w:p>
+      <w:pPr>
+        <w:ind w:left="259" w:hanging="259"/>
+      </w:pPr>
+      <w:r>
+        <w:t>・UI演出の強化</w:t>
+      </w:r>
+    </w:p>
+    <w:p>
+      <w:pPr>
+        <w:ind w:left="259" w:hanging="259"/>
+      </w:pPr>
+      <w:r>
+        <w:t>・敵種類やステージバリエーションの追加</w:t>
       </w:r>
     </w:p>
     <w:p>
@@ -887,35 +1625,292 @@
         <w:rPr>
           <w:b/>
         </w:rPr>
-        <w:t>■プレイ動画</w:t>
-      </w:r>
-    </w:p>
-    <w:p>
-      <w:pPr>
-        <w:spacing w:after="40"/>
-      </w:pPr>
-      <w:r>
-        <w:t>https://youtu.be/LNP2iR8YwKE</w:t>
-      </w:r>
-    </w:p>
-    <w:p>
-      <w:pPr>
-        <w:pStyle w:val="1"/>
-        <w:spacing w:before="120" w:after="40"/>
-      </w:pPr>
-      <w:r>
-        <w:rPr>
-          <w:b/>
-        </w:rPr>
-        <w:t>■ソースコード</w:t>
-      </w:r>
-    </w:p>
-    <w:p>
-      <w:pPr>
-        <w:spacing w:after="40"/>
-      </w:pPr>
-      <w:r>
-        <w:t>https://github.com/kuronn0410/RPG1</w:t>
+        <w:lastRenderedPageBreak/>
+        <w:t>■操作方法</w:t>
+      </w:r>
+    </w:p>
+    <w:p>
+      <w:pPr>
+        <w:ind w:left="259" w:hanging="259"/>
+      </w:pPr>
+      <w:r>
+        <w:t>・移動：WASD</w:t>
+      </w:r>
+    </w:p>
+    <w:p>
+      <w:pPr>
+        <w:ind w:left="259" w:hanging="259"/>
+      </w:pPr>
+      <w:r>
+        <w:t>・視点操作：マウス移動</w:t>
+      </w:r>
+    </w:p>
+    <w:p>
+      <w:pPr>
+        <w:ind w:left="259" w:hanging="259"/>
+      </w:pPr>
+      <w:r>
+        <w:t>・攻撃：左クリック</w:t>
+      </w:r>
+    </w:p>
+    <w:p>
+      <w:pPr>
+        <w:ind w:left="259" w:hanging="259"/>
+      </w:pPr>
+      <w:r>
+        <w:t>・カード使用：数字キー1〜5</w:t>
+      </w:r>
+    </w:p>
+    <w:p>
+      <w:pPr>
+        <w:ind w:left="259" w:hanging="259"/>
+      </w:pPr>
+      <w:r>
+        <w:t>・インベントリ／カード関連UI：B</w:t>
+      </w:r>
+    </w:p>
+    <w:p>
+      <w:pPr>
+        <w:ind w:left="259" w:hanging="259"/>
+      </w:pPr>
+      <w:r>
+        <w:t>・ショップや扉などのインタラクション：画面中央</w:t>
+      </w:r>
+      <w:proofErr w:type="spellStart"/>
+      <w:r>
+        <w:t>Raycast</w:t>
+      </w:r>
+      <w:proofErr w:type="spellEnd"/>
+      <w:r>
+        <w:t>／左クリック</w:t>
+      </w:r>
+    </w:p>
+    <w:p/>
+    <w:p>
+      <w:pPr>
+        <w:rPr>
+          <w:sz w:val="28"/>
+          <w:szCs w:val="28"/>
+        </w:rPr>
+      </w:pPr>
+      <w:r>
+        <w:rPr>
+          <w:rFonts w:hint="eastAsia"/>
+          <w:sz w:val="28"/>
+          <w:szCs w:val="28"/>
+        </w:rPr>
+        <w:t>【使用した素材】</w:t>
+      </w:r>
+    </w:p>
+    <w:p>
+      <w:pPr>
+        <w:rPr>
+          <w:sz w:val="28"/>
+          <w:szCs w:val="28"/>
+        </w:rPr>
+      </w:pPr>
+      <w:r>
+        <w:rPr>
+          <w:rFonts w:hint="eastAsia"/>
+          <w:sz w:val="28"/>
+          <w:szCs w:val="28"/>
+        </w:rPr>
+        <w:t>・AI生成したもの</w:t>
+      </w:r>
+      <w:r>
+        <w:rPr>
+          <w:sz w:val="28"/>
+          <w:szCs w:val="28"/>
+        </w:rPr>
+        <w:br/>
+      </w:r>
+      <w:r>
+        <w:rPr>
+          <w:rFonts w:hint="eastAsia"/>
+          <w:sz w:val="28"/>
+          <w:szCs w:val="28"/>
+        </w:rPr>
+        <w:t>２D画像　タイトル・ボタン</w:t>
+      </w:r>
+      <w:r>
+        <w:rPr>
+          <w:sz w:val="28"/>
+          <w:szCs w:val="28"/>
+        </w:rPr>
+        <w:br/>
+      </w:r>
+      <w:r>
+        <w:rPr>
+          <w:rFonts w:hint="eastAsia"/>
+          <w:sz w:val="28"/>
+          <w:szCs w:val="28"/>
+        </w:rPr>
+        <w:t>・使用したアセット(３Dモデル)</w:t>
+      </w:r>
+    </w:p>
+    <w:p>
+      <w:pPr>
+        <w:rPr>
+          <w:sz w:val="28"/>
+          <w:szCs w:val="28"/>
+        </w:rPr>
+      </w:pPr>
+      <w:r>
+        <w:rPr>
+          <w:sz w:val="28"/>
+          <w:szCs w:val="28"/>
+        </w:rPr>
+        <w:t>Kyle's Rock Pack</w:t>
+      </w:r>
+      <w:r>
+        <w:rPr>
+          <w:rFonts w:hint="eastAsia"/>
+          <w:sz w:val="28"/>
+          <w:szCs w:val="28"/>
+        </w:rPr>
+        <w:t xml:space="preserve"> 　マップの岩</w:t>
+      </w:r>
+    </w:p>
+    <w:p>
+      <w:pPr>
+        <w:rPr>
+          <w:sz w:val="28"/>
+          <w:szCs w:val="28"/>
+        </w:rPr>
+      </w:pPr>
+      <w:r>
+        <w:rPr>
+          <w:sz w:val="28"/>
+          <w:szCs w:val="28"/>
+        </w:rPr>
+        <w:t xml:space="preserve">Mini Legion Footman PBR HP </w:t>
+      </w:r>
+      <w:proofErr w:type="spellStart"/>
+      <w:r>
+        <w:rPr>
+          <w:sz w:val="28"/>
+          <w:szCs w:val="28"/>
+        </w:rPr>
+        <w:t>Polyart</w:t>
+      </w:r>
+      <w:proofErr w:type="spellEnd"/>
+      <w:r>
+        <w:rPr>
+          <w:rFonts w:hint="eastAsia"/>
+          <w:sz w:val="28"/>
+          <w:szCs w:val="28"/>
+        </w:rPr>
+        <w:t xml:space="preserve"> 　商人</w:t>
+      </w:r>
+    </w:p>
+    <w:p>
+      <w:pPr>
+        <w:rPr>
+          <w:sz w:val="28"/>
+          <w:szCs w:val="28"/>
+        </w:rPr>
+      </w:pPr>
+      <w:proofErr w:type="spellStart"/>
+      <w:r>
+        <w:rPr>
+          <w:sz w:val="28"/>
+          <w:szCs w:val="28"/>
+        </w:rPr>
+        <w:t>WizardPolyArt</w:t>
+      </w:r>
+      <w:proofErr w:type="spellEnd"/>
+      <w:r>
+        <w:rPr>
+          <w:rFonts w:hint="eastAsia"/>
+          <w:sz w:val="28"/>
+          <w:szCs w:val="28"/>
+        </w:rPr>
+        <w:t xml:space="preserve"> 　商人</w:t>
+      </w:r>
+      <w:r>
+        <w:rPr>
+          <w:sz w:val="28"/>
+          <w:szCs w:val="28"/>
+        </w:rPr>
+        <w:br/>
+      </w:r>
+      <w:r>
+        <w:rPr>
+          <w:sz w:val="28"/>
+          <w:szCs w:val="28"/>
+        </w:rPr>
+        <w:t xml:space="preserve">RPG Monster DUO PBR </w:t>
+      </w:r>
+      <w:proofErr w:type="spellStart"/>
+      <w:r>
+        <w:rPr>
+          <w:sz w:val="28"/>
+          <w:szCs w:val="28"/>
+        </w:rPr>
+        <w:t>Polyart</w:t>
+      </w:r>
+      <w:proofErr w:type="spellEnd"/>
+      <w:r>
+        <w:rPr>
+          <w:rFonts w:hint="eastAsia"/>
+          <w:sz w:val="28"/>
+          <w:szCs w:val="28"/>
+        </w:rPr>
+        <w:t xml:space="preserve"> 　敵</w:t>
+      </w:r>
+    </w:p>
+    <w:p>
+      <w:pPr>
+        <w:rPr>
+          <w:sz w:val="28"/>
+          <w:szCs w:val="28"/>
+        </w:rPr>
+      </w:pPr>
+      <w:proofErr w:type="spellStart"/>
+      <w:r>
+        <w:rPr>
+          <w:sz w:val="28"/>
+          <w:szCs w:val="28"/>
+        </w:rPr>
+        <w:t>RPGMonsterBuddiesPBRPA</w:t>
+      </w:r>
+      <w:proofErr w:type="spellEnd"/>
+      <w:r>
+        <w:rPr>
+          <w:rFonts w:hint="eastAsia"/>
+          <w:sz w:val="28"/>
+          <w:szCs w:val="28"/>
+        </w:rPr>
+        <w:t xml:space="preserve"> 敵</w:t>
+      </w:r>
+      <w:r>
+        <w:rPr>
+          <w:sz w:val="28"/>
+          <w:szCs w:val="28"/>
+        </w:rPr>
+        <w:br/>
+      </w:r>
+      <w:r>
+        <w:rPr>
+          <w:sz w:val="28"/>
+          <w:szCs w:val="28"/>
+        </w:rPr>
+        <w:t>RPG Tiny Hero Duo</w:t>
+      </w:r>
+      <w:r>
+        <w:rPr>
+          <w:rFonts w:hint="eastAsia"/>
+          <w:sz w:val="28"/>
+          <w:szCs w:val="28"/>
+        </w:rPr>
+        <w:t xml:space="preserve"> 　プレイヤー</w:t>
+      </w:r>
+      <w:r>
+        <w:rPr>
+          <w:sz w:val="28"/>
+          <w:szCs w:val="28"/>
+        </w:rPr>
+        <w:br/>
       </w:r>
     </w:p>
     <w:sectPr>
@@ -926,6 +1921,201 @@
     </w:sectPr>
   </w:body>
 </w:document>
+</file>
+
+<file path=word/endnotes.xml><?xml version="1.0" encoding="utf-8"?>
+<w:endnotes xmlns:wpc="http://schemas.microsoft.com/office/word/2010/wordprocessingCanvas" xmlns:cx="http://schemas.microsoft.com/office/drawing/2014/chartex" xmlns:cx1="http://schemas.microsoft.com/office/drawing/2015/9/8/chartex" xmlns:cx2="http://schemas.microsoft.com/office/drawing/2015/10/21/chartex" xmlns:cx3="http://schemas.microsoft.com/office/drawing/2016/5/9/chartex" xmlns:cx4="http://schemas.microsoft.com/office/drawing/2016/5/10/chartex" xmlns:cx5="http://schemas.microsoft.com/office/drawing/2016/5/11/chartex" xmlns:cx6="http://schemas.microsoft.com/office/drawing/2016/5/12/chartex" xmlns:cx7="http://schemas.microsoft.com/office/drawing/2016/5/13/chartex" xmlns:cx8="http://schemas.microsoft.com/office/drawing/2016/5/14/chartex" xmlns:mc="http://schemas.openxmlformats.org/markup-compatibility/2006" xmlns:aink="http://schemas.microsoft.com/office/drawing/2016/ink" xmlns:am3d="http://schemas.microsoft.com/office/drawing/2017/model3d" xmlns:o="urn:schemas-microsoft-com:office:office" xmlns:oel="http://schemas.microsoft.com/office/2019/extlst" xmlns:r="http://schemas.openxmlformats.org/officeDocument/2006/relationships" xmlns:m="http://schemas.openxmlformats.org/officeDocument/2006/math" xmlns:v="urn:schemas-microsoft-com:vml" xmlns:wp14="http://schemas.microsoft.com/office/word/2010/wordprocessingDrawing" xmlns:wp="http://schemas.openxmlformats.org/drawingml/2006/wordprocessingDrawing" xmlns:w10="urn:schemas-microsoft-com:office:word" xmlns:w="http://schemas.openxmlformats.org/wordprocessingml/2006/main" xmlns:w14="http://schemas.microsoft.com/office/word/2010/wordml" xmlns:w15="http://schemas.microsoft.com/office/word/2012/wordml" xmlns:w16cei="http://schemas.microsoft.com/office/word/2026/wordml/cei" xmlns:w16cex="http://schemas.microsoft.com/office/word/2018/wordml/cex" xmlns:w16cid="http://schemas.microsoft.com/office/word/2016/wordml/cid" xmlns:w16="http://schemas.microsoft.com/office/word/2018/wordml" xmlns:w16du="http://schemas.microsoft.com/office/word/2023/wordml/word16du" xmlns:w16sdtdh="http://schemas.microsoft.com/office/word/2020/wordml/sdtdatahash" xmlns:w16sdtfl="http://schemas.microsoft.com/office/word/2024/wordml/sdtformatlock" xmlns:w16se="http://schemas.microsoft.com/office/word/2015/wordml/symex" xmlns:wpg="http://schemas.microsoft.com/office/word/2010/wordprocessingGroup" xmlns:wpi="http://schemas.microsoft.com/office/word/2010/wordprocessingInk" xmlns:wne="http://schemas.microsoft.com/office/word/2006/wordml" xmlns:wps="http://schemas.microsoft.com/office/word/2010/wordprocessingShape" mc:Ignorable="w14 w15 w16se w16cid w16 w16cex w16sdtdh w16sdtfl w16du wp14">
+  <w:endnote w:type="separator" w:id="-1">
+    <w:p>
+      <w:r>
+        <w:separator/>
+      </w:r>
+    </w:p>
+  </w:endnote>
+  <w:endnote w:type="continuationSeparator" w:id="0">
+    <w:p>
+      <w:r>
+        <w:continuationSeparator/>
+      </w:r>
+    </w:p>
+  </w:endnote>
+</w:endnotes>
+</file>
+
+<file path=word/footnotes.xml><?xml version="1.0" encoding="utf-8"?>
+<w:footnotes xmlns:wpc="http://schemas.microsoft.com/office/word/2010/wordprocessingCanvas" xmlns:cx="http://schemas.microsoft.com/office/drawing/2014/chartex" xmlns:cx1="http://schemas.microsoft.com/office/drawing/2015/9/8/chartex" xmlns:cx2="http://schemas.microsoft.com/office/drawing/2015/10/21/chartex" xmlns:cx3="http://schemas.microsoft.com/office/drawing/2016/5/9/chartex" xmlns:cx4="http://schemas.microsoft.com/office/drawing/2016/5/10/chartex" xmlns:cx5="http://schemas.microsoft.com/office/drawing/2016/5/11/chartex" xmlns:cx6="http://schemas.microsoft.com/office/drawing/2016/5/12/chartex" xmlns:cx7="http://schemas.microsoft.com/office/drawing/2016/5/13/chartex" xmlns:cx8="http://schemas.microsoft.com/office/drawing/2016/5/14/chartex" xmlns:mc="http://schemas.openxmlformats.org/markup-compatibility/2006" xmlns:aink="http://schemas.microsoft.com/office/drawing/2016/ink" xmlns:am3d="http://schemas.microsoft.com/office/drawing/2017/model3d" xmlns:o="urn:schemas-microsoft-com:office:office" xmlns:oel="http://schemas.microsoft.com/office/2019/extlst" xmlns:r="http://schemas.openxmlformats.org/officeDocument/2006/relationships" xmlns:m="http://schemas.openxmlformats.org/officeDocument/2006/math" xmlns:v="urn:schemas-microsoft-com:vml" xmlns:wp14="http://schemas.microsoft.com/office/word/2010/wordprocessingDrawing" xmlns:wp="http://schemas.openxmlformats.org/drawingml/2006/wordprocessingDrawing" xmlns:w10="urn:schemas-microsoft-com:office:word" xmlns:w="http://schemas.openxmlformats.org/wordprocessingml/2006/main" xmlns:w14="http://schemas.microsoft.com/office/word/2010/wordml" xmlns:w15="http://schemas.microsoft.com/office/word/2012/wordml" xmlns:w16cei="http://schemas.microsoft.com/office/word/2026/wordml/cei" xmlns:w16cex="http://schemas.microsoft.com/office/word/2018/wordml/cex" xmlns:w16cid="http://schemas.microsoft.com/office/word/2016/wordml/cid" xmlns:w16="http://schemas.microsoft.com/office/word/2018/wordml" xmlns:w16du="http://schemas.microsoft.com/office/word/2023/wordml/word16du" xmlns:w16sdtdh="http://schemas.microsoft.com/office/word/2020/wordml/sdtdatahash" xmlns:w16sdtfl="http://schemas.microsoft.com/office/word/2024/wordml/sdtformatlock" xmlns:w16se="http://schemas.microsoft.com/office/word/2015/wordml/symex" xmlns:wpg="http://schemas.microsoft.com/office/word/2010/wordprocessingGroup" xmlns:wpi="http://schemas.microsoft.com/office/word/2010/wordprocessingInk" xmlns:wne="http://schemas.microsoft.com/office/word/2006/wordml" xmlns:wps="http://schemas.microsoft.com/office/word/2010/wordprocessingShape" mc:Ignorable="w14 w15 w16se w16cid w16 w16cex w16sdtdh w16sdtfl w16du wp14">
+  <w:footnote w:type="separator" w:id="-1">
+    <w:p>
+      <w:r>
+        <w:separator/>
+      </w:r>
+    </w:p>
+  </w:footnote>
+  <w:footnote w:type="continuationSeparator" w:id="0">
+    <w:p>
+      <w:r>
+        <w:continuationSeparator/>
+      </w:r>
+    </w:p>
+  </w:footnote>
+</w:footnotes>
+</file>
+
+<file path=word/numbering.xml><?xml version="1.0" encoding="utf-8"?>
+<w:numbering xmlns:wpc="http://schemas.microsoft.com/office/word/2010/wordprocessingCanvas" xmlns:cx="http://schemas.microsoft.com/office/drawing/2014/chartex" xmlns:cx1="http://schemas.microsoft.com/office/drawing/2015/9/8/chartex" xmlns:cx2="http://schemas.microsoft.com/office/drawing/2015/10/21/chartex" xmlns:cx3="http://schemas.microsoft.com/office/drawing/2016/5/9/chartex" xmlns:cx4="http://schemas.microsoft.com/office/drawing/2016/5/10/chartex" xmlns:cx5="http://schemas.microsoft.com/office/drawing/2016/5/11/chartex" xmlns:cx6="http://schemas.microsoft.com/office/drawing/2016/5/12/chartex" xmlns:cx7="http://schemas.microsoft.com/office/drawing/2016/5/13/chartex" xmlns:cx8="http://schemas.microsoft.com/office/drawing/2016/5/14/chartex" xmlns:mc="http://schemas.openxmlformats.org/markup-compatibility/2006" xmlns:aink="http://schemas.microsoft.com/office/drawing/2016/ink" xmlns:am3d="http://schemas.microsoft.com/office/drawing/2017/model3d" xmlns:o="urn:schemas-microsoft-com:office:office" xmlns:oel="http://schemas.microsoft.com/office/2019/extlst" xmlns:r="http://schemas.openxmlformats.org/officeDocument/2006/relationships" xmlns:m="http://schemas.openxmlformats.org/officeDocument/2006/math" xmlns:v="urn:schemas-microsoft-com:vml" xmlns:wp14="http://schemas.microsoft.com/office/word/2010/wordprocessingDrawing" xmlns:wp="http://schemas.openxmlformats.org/drawingml/2006/wordprocessingDrawing" xmlns:w10="urn:schemas-microsoft-com:office:word" xmlns:w="http://schemas.openxmlformats.org/wordprocessingml/2006/main" xmlns:w14="http://schemas.microsoft.com/office/word/2010/wordml" xmlns:w15="http://schemas.microsoft.com/office/word/2012/wordml" xmlns:w16cei="http://schemas.microsoft.com/office/word/2026/wordml/cei" xmlns:w16cex="http://schemas.microsoft.com/office/word/2018/wordml/cex" xmlns:w16cid="http://schemas.microsoft.com/office/word/2016/wordml/cid" xmlns:w16="http://schemas.microsoft.com/office/word/2018/wordml" xmlns:w16du="http://schemas.microsoft.com/office/word/2023/wordml/word16du" xmlns:w16sdtdh="http://schemas.microsoft.com/office/word/2020/wordml/sdtdatahash" xmlns:w16sdtfl="http://schemas.microsoft.com/office/word/2024/wordml/sdtformatlock" xmlns:w16se="http://schemas.microsoft.com/office/word/2015/wordml/symex" xmlns:wpg="http://schemas.microsoft.com/office/word/2010/wordprocessingGroup" xmlns:wpi="http://schemas.microsoft.com/office/word/2010/wordprocessingInk" xmlns:wne="http://schemas.microsoft.com/office/word/2006/wordml" xmlns:wps="http://schemas.microsoft.com/office/word/2010/wordprocessingShape" mc:Ignorable="w14 w15 w16se w16cid w16 w16cex w16sdtdh w16sdtfl w16du wp14">
+  <w:abstractNum w:abstractNumId="0" w15:restartNumberingAfterBreak="0">
+    <w:nsid w:val="2D056339"/>
+    <w:multiLevelType w:val="multilevel"/>
+    <w:tmpl w:val="8F1C8716"/>
+    <w:lvl w:ilvl="0">
+      <w:start w:val="1"/>
+      <w:numFmt w:val="bullet"/>
+      <w:lvlText w:val=""/>
+      <w:lvlJc w:val="left"/>
+      <w:pPr>
+        <w:tabs>
+          <w:tab w:val="num" w:pos="720"/>
+        </w:tabs>
+        <w:ind w:left="720" w:hanging="360"/>
+      </w:pPr>
+      <w:rPr>
+        <w:rFonts w:ascii="Symbol" w:hAnsi="Symbol" w:hint="default"/>
+        <w:sz w:val="20"/>
+      </w:rPr>
+    </w:lvl>
+    <w:lvl w:ilvl="1" w:tentative="1">
+      <w:start w:val="1"/>
+      <w:numFmt w:val="bullet"/>
+      <w:lvlText w:val="o"/>
+      <w:lvlJc w:val="left"/>
+      <w:pPr>
+        <w:tabs>
+          <w:tab w:val="num" w:pos="1440"/>
+        </w:tabs>
+        <w:ind w:left="1440" w:hanging="360"/>
+      </w:pPr>
+      <w:rPr>
+        <w:rFonts w:ascii="Courier New" w:hAnsi="Courier New" w:hint="default"/>
+        <w:sz w:val="20"/>
+      </w:rPr>
+    </w:lvl>
+    <w:lvl w:ilvl="2" w:tentative="1">
+      <w:start w:val="1"/>
+      <w:numFmt w:val="bullet"/>
+      <w:lvlText w:val=""/>
+      <w:lvlJc w:val="left"/>
+      <w:pPr>
+        <w:tabs>
+          <w:tab w:val="num" w:pos="2160"/>
+        </w:tabs>
+        <w:ind w:left="2160" w:hanging="360"/>
+      </w:pPr>
+      <w:rPr>
+        <w:rFonts w:ascii="Wingdings" w:hAnsi="Wingdings" w:hint="default"/>
+        <w:sz w:val="20"/>
+      </w:rPr>
+    </w:lvl>
+    <w:lvl w:ilvl="3" w:tentative="1">
+      <w:start w:val="1"/>
+      <w:numFmt w:val="bullet"/>
+      <w:lvlText w:val=""/>
+      <w:lvlJc w:val="left"/>
+      <w:pPr>
+        <w:tabs>
+          <w:tab w:val="num" w:pos="2880"/>
+        </w:tabs>
+        <w:ind w:left="2880" w:hanging="360"/>
+      </w:pPr>
+      <w:rPr>
+        <w:rFonts w:ascii="Wingdings" w:hAnsi="Wingdings" w:hint="default"/>
+        <w:sz w:val="20"/>
+      </w:rPr>
+    </w:lvl>
+    <w:lvl w:ilvl="4" w:tentative="1">
+      <w:start w:val="1"/>
+      <w:numFmt w:val="bullet"/>
+      <w:lvlText w:val=""/>
+      <w:lvlJc w:val="left"/>
+      <w:pPr>
+        <w:tabs>
+          <w:tab w:val="num" w:pos="3600"/>
+        </w:tabs>
+        <w:ind w:left="3600" w:hanging="360"/>
+      </w:pPr>
+      <w:rPr>
+        <w:rFonts w:ascii="Wingdings" w:hAnsi="Wingdings" w:hint="default"/>
+        <w:sz w:val="20"/>
+      </w:rPr>
+    </w:lvl>
+    <w:lvl w:ilvl="5" w:tentative="1">
+      <w:start w:val="1"/>
+      <w:numFmt w:val="bullet"/>
+      <w:lvlText w:val=""/>
+      <w:lvlJc w:val="left"/>
+      <w:pPr>
+        <w:tabs>
+          <w:tab w:val="num" w:pos="4320"/>
+        </w:tabs>
+        <w:ind w:left="4320" w:hanging="360"/>
+      </w:pPr>
+      <w:rPr>
+        <w:rFonts w:ascii="Wingdings" w:hAnsi="Wingdings" w:hint="default"/>
+        <w:sz w:val="20"/>
+      </w:rPr>
+    </w:lvl>
+    <w:lvl w:ilvl="6" w:tentative="1">
+      <w:start w:val="1"/>
+      <w:numFmt w:val="bullet"/>
+      <w:lvlText w:val=""/>
+      <w:lvlJc w:val="left"/>
+      <w:pPr>
+        <w:tabs>
+          <w:tab w:val="num" w:pos="5040"/>
+        </w:tabs>
+        <w:ind w:left="5040" w:hanging="360"/>
+      </w:pPr>
+      <w:rPr>
+        <w:rFonts w:ascii="Wingdings" w:hAnsi="Wingdings" w:hint="default"/>
+        <w:sz w:val="20"/>
+      </w:rPr>
+    </w:lvl>
+    <w:lvl w:ilvl="7" w:tentative="1">
+      <w:start w:val="1"/>
+      <w:numFmt w:val="bullet"/>
+      <w:lvlText w:val=""/>
+      <w:lvlJc w:val="left"/>
+      <w:pPr>
+        <w:tabs>
+          <w:tab w:val="num" w:pos="5760"/>
+        </w:tabs>
+        <w:ind w:left="5760" w:hanging="360"/>
+      </w:pPr>
+      <w:rPr>
+        <w:rFonts w:ascii="Wingdings" w:hAnsi="Wingdings" w:hint="default"/>
+        <w:sz w:val="20"/>
+      </w:rPr>
+    </w:lvl>
+    <w:lvl w:ilvl="8" w:tentative="1">
+      <w:start w:val="1"/>
+      <w:numFmt w:val="bullet"/>
+      <w:lvlText w:val=""/>
+      <w:lvlJc w:val="left"/>
+      <w:pPr>
+        <w:tabs>
+          <w:tab w:val="num" w:pos="6480"/>
+        </w:tabs>
+        <w:ind w:left="6480" w:hanging="360"/>
+      </w:pPr>
+      <w:rPr>
+        <w:rFonts w:ascii="Wingdings" w:hAnsi="Wingdings" w:hint="default"/>
+        <w:sz w:val="20"/>
+      </w:rPr>
+    </w:lvl>
+  </w:abstractNum>
+  <w:num w:numId="1" w16cid:durableId="1745032072">
+    <w:abstractNumId w:val="0"/>
+  </w:num>
+</w:numbering>
 </file>
 
 <file path=word/styles.xml><?xml version="1.0" encoding="utf-8"?>
@@ -1324,13 +2514,10 @@
   <w:style w:type="paragraph" w:default="1" w:styleId="a">
     <w:name w:val="Normal"/>
     <w:qFormat/>
-    <w:rsid w:val="007E4F6C"/>
+    <w:rsid w:val="008B32A3"/>
     <w:pPr>
       <w:widowControl w:val="0"/>
     </w:pPr>
-    <w:rPr>
-      <w:rFonts w:ascii="游ゴシック" w:eastAsia="游ゴシック" w:hAnsi="游ゴシック"/>
-    </w:rPr>
   </w:style>
   <w:style w:type="paragraph" w:styleId="1">
     <w:name w:val="heading 1"/>
@@ -1339,7 +2526,7 @@
     <w:link w:val="10"/>
     <w:uiPriority w:val="9"/>
     <w:qFormat/>
-    <w:rsid w:val="00266B65"/>
+    <w:rsid w:val="00143DDC"/>
     <w:pPr>
       <w:keepNext/>
       <w:keepLines/>
@@ -1349,7 +2536,7 @@
     <w:rPr>
       <w:rFonts w:asciiTheme="majorHAnsi" w:eastAsiaTheme="majorEastAsia" w:hAnsiTheme="majorHAnsi" w:cstheme="majorBidi"/>
       <w:color w:val="000000" w:themeColor="text1"/>
-      <w:sz w:val="26"/>
+      <w:sz w:val="32"/>
       <w:szCs w:val="32"/>
     </w:rPr>
   </w:style>
@@ -1362,7 +2549,7 @@
     <w:semiHidden/>
     <w:unhideWhenUsed/>
     <w:qFormat/>
-    <w:rsid w:val="00266B65"/>
+    <w:rsid w:val="00143DDC"/>
     <w:pPr>
       <w:keepNext/>
       <w:keepLines/>
@@ -1372,7 +2559,7 @@
     <w:rPr>
       <w:rFonts w:asciiTheme="majorHAnsi" w:eastAsiaTheme="majorEastAsia" w:hAnsiTheme="majorHAnsi" w:cstheme="majorBidi"/>
       <w:color w:val="000000" w:themeColor="text1"/>
-      <w:sz w:val="22"/>
+      <w:sz w:val="28"/>
       <w:szCs w:val="28"/>
     </w:rPr>
   </w:style>
@@ -1385,7 +2572,7 @@
     <w:semiHidden/>
     <w:unhideWhenUsed/>
     <w:qFormat/>
-    <w:rsid w:val="00266B65"/>
+    <w:rsid w:val="00143DDC"/>
     <w:pPr>
       <w:keepNext/>
       <w:keepLines/>
@@ -1407,7 +2594,7 @@
     <w:semiHidden/>
     <w:unhideWhenUsed/>
     <w:qFormat/>
-    <w:rsid w:val="00266B65"/>
+    <w:rsid w:val="00143DDC"/>
     <w:pPr>
       <w:keepNext/>
       <w:keepLines/>
@@ -1428,7 +2615,7 @@
     <w:semiHidden/>
     <w:unhideWhenUsed/>
     <w:qFormat/>
-    <w:rsid w:val="00266B65"/>
+    <w:rsid w:val="00143DDC"/>
     <w:pPr>
       <w:keepNext/>
       <w:keepLines/>
@@ -1450,7 +2637,7 @@
     <w:semiHidden/>
     <w:unhideWhenUsed/>
     <w:qFormat/>
-    <w:rsid w:val="00266B65"/>
+    <w:rsid w:val="00143DDC"/>
     <w:pPr>
       <w:keepNext/>
       <w:keepLines/>
@@ -1472,7 +2659,7 @@
     <w:semiHidden/>
     <w:unhideWhenUsed/>
     <w:qFormat/>
-    <w:rsid w:val="00266B65"/>
+    <w:rsid w:val="00143DDC"/>
     <w:pPr>
       <w:keepNext/>
       <w:keepLines/>
@@ -1494,7 +2681,7 @@
     <w:semiHidden/>
     <w:unhideWhenUsed/>
     <w:qFormat/>
-    <w:rsid w:val="00266B65"/>
+    <w:rsid w:val="00143DDC"/>
     <w:pPr>
       <w:keepNext/>
       <w:keepLines/>
@@ -1516,7 +2703,7 @@
     <w:semiHidden/>
     <w:unhideWhenUsed/>
     <w:qFormat/>
-    <w:rsid w:val="00266B65"/>
+    <w:rsid w:val="00143DDC"/>
     <w:pPr>
       <w:keepNext/>
       <w:keepLines/>
@@ -1560,7 +2747,7 @@
     <w:basedOn w:val="a0"/>
     <w:link w:val="1"/>
     <w:uiPriority w:val="9"/>
-    <w:rsid w:val="00266B65"/>
+    <w:rsid w:val="00143DDC"/>
     <w:rPr>
       <w:rFonts w:asciiTheme="majorHAnsi" w:eastAsiaTheme="majorEastAsia" w:hAnsiTheme="majorHAnsi" w:cstheme="majorBidi"/>
       <w:color w:val="000000" w:themeColor="text1"/>
@@ -1574,7 +2761,7 @@
     <w:link w:val="2"/>
     <w:uiPriority w:val="9"/>
     <w:semiHidden/>
-    <w:rsid w:val="00266B65"/>
+    <w:rsid w:val="00143DDC"/>
     <w:rPr>
       <w:rFonts w:asciiTheme="majorHAnsi" w:eastAsiaTheme="majorEastAsia" w:hAnsiTheme="majorHAnsi" w:cstheme="majorBidi"/>
       <w:color w:val="000000" w:themeColor="text1"/>
@@ -1588,7 +2775,7 @@
     <w:link w:val="3"/>
     <w:uiPriority w:val="9"/>
     <w:semiHidden/>
-    <w:rsid w:val="00266B65"/>
+    <w:rsid w:val="00143DDC"/>
     <w:rPr>
       <w:rFonts w:asciiTheme="majorHAnsi" w:eastAsiaTheme="majorEastAsia" w:hAnsiTheme="majorHAnsi" w:cstheme="majorBidi"/>
       <w:color w:val="000000" w:themeColor="text1"/>
@@ -1601,7 +2788,7 @@
     <w:link w:val="4"/>
     <w:uiPriority w:val="9"/>
     <w:semiHidden/>
-    <w:rsid w:val="00266B65"/>
+    <w:rsid w:val="00143DDC"/>
     <w:rPr>
       <w:rFonts w:asciiTheme="majorHAnsi" w:eastAsiaTheme="majorEastAsia" w:hAnsiTheme="majorHAnsi" w:cstheme="majorBidi"/>
       <w:color w:val="000000" w:themeColor="text1"/>
@@ -1613,7 +2800,7 @@
     <w:link w:val="5"/>
     <w:uiPriority w:val="9"/>
     <w:semiHidden/>
-    <w:rsid w:val="00266B65"/>
+    <w:rsid w:val="00143DDC"/>
     <w:rPr>
       <w:rFonts w:asciiTheme="majorHAnsi" w:eastAsiaTheme="majorEastAsia" w:hAnsiTheme="majorHAnsi" w:cstheme="majorBidi"/>
       <w:color w:val="000000" w:themeColor="text1"/>
@@ -1625,7 +2812,7 @@
     <w:link w:val="6"/>
     <w:uiPriority w:val="9"/>
     <w:semiHidden/>
-    <w:rsid w:val="00266B65"/>
+    <w:rsid w:val="00143DDC"/>
     <w:rPr>
       <w:rFonts w:asciiTheme="majorHAnsi" w:eastAsiaTheme="majorEastAsia" w:hAnsiTheme="majorHAnsi" w:cstheme="majorBidi"/>
       <w:color w:val="000000" w:themeColor="text1"/>
@@ -1637,7 +2824,7 @@
     <w:link w:val="7"/>
     <w:uiPriority w:val="9"/>
     <w:semiHidden/>
-    <w:rsid w:val="00266B65"/>
+    <w:rsid w:val="00143DDC"/>
     <w:rPr>
       <w:rFonts w:asciiTheme="majorHAnsi" w:eastAsiaTheme="majorEastAsia" w:hAnsiTheme="majorHAnsi" w:cstheme="majorBidi"/>
       <w:color w:val="000000" w:themeColor="text1"/>
@@ -1649,7 +2836,7 @@
     <w:link w:val="8"/>
     <w:uiPriority w:val="9"/>
     <w:semiHidden/>
-    <w:rsid w:val="00266B65"/>
+    <w:rsid w:val="00143DDC"/>
     <w:rPr>
       <w:rFonts w:asciiTheme="majorHAnsi" w:eastAsiaTheme="majorEastAsia" w:hAnsiTheme="majorHAnsi" w:cstheme="majorBidi"/>
       <w:color w:val="000000" w:themeColor="text1"/>
@@ -1661,7 +2848,7 @@
     <w:link w:val="9"/>
     <w:uiPriority w:val="9"/>
     <w:semiHidden/>
-    <w:rsid w:val="00266B65"/>
+    <w:rsid w:val="00143DDC"/>
     <w:rPr>
       <w:rFonts w:asciiTheme="majorHAnsi" w:eastAsiaTheme="majorEastAsia" w:hAnsiTheme="majorHAnsi" w:cstheme="majorBidi"/>
       <w:color w:val="000000" w:themeColor="text1"/>
@@ -1674,7 +2861,7 @@
     <w:link w:val="a4"/>
     <w:uiPriority w:val="10"/>
     <w:qFormat/>
-    <w:rsid w:val="00266B65"/>
+    <w:rsid w:val="00143DDC"/>
     <w:pPr>
       <w:spacing w:after="80"/>
       <w:contextualSpacing/>
@@ -1693,7 +2880,7 @@
     <w:basedOn w:val="a0"/>
     <w:link w:val="a3"/>
     <w:uiPriority w:val="10"/>
-    <w:rsid w:val="00266B65"/>
+    <w:rsid w:val="00143DDC"/>
     <w:rPr>
       <w:rFonts w:asciiTheme="majorHAnsi" w:eastAsiaTheme="majorEastAsia" w:hAnsiTheme="majorHAnsi" w:cstheme="majorBidi"/>
       <w:spacing w:val="-10"/>
@@ -1709,7 +2896,7 @@
     <w:link w:val="a6"/>
     <w:uiPriority w:val="11"/>
     <w:qFormat/>
-    <w:rsid w:val="00266B65"/>
+    <w:rsid w:val="00143DDC"/>
     <w:pPr>
       <w:numPr>
         <w:ilvl w:val="1"/>
@@ -1730,7 +2917,7 @@
     <w:basedOn w:val="a0"/>
     <w:link w:val="a5"/>
     <w:uiPriority w:val="11"/>
-    <w:rsid w:val="00266B65"/>
+    <w:rsid w:val="00143DDC"/>
     <w:rPr>
       <w:rFonts w:asciiTheme="majorHAnsi" w:eastAsiaTheme="majorEastAsia" w:hAnsiTheme="majorHAnsi" w:cstheme="majorBidi"/>
       <w:color w:val="595959" w:themeColor="text1" w:themeTint="A6"/>
@@ -1746,7 +2933,7 @@
     <w:link w:val="a8"/>
     <w:uiPriority w:val="29"/>
     <w:qFormat/>
-    <w:rsid w:val="00266B65"/>
+    <w:rsid w:val="00143DDC"/>
     <w:pPr>
       <w:spacing w:before="160" w:after="160"/>
       <w:jc w:val="center"/>
@@ -1762,7 +2949,7 @@
     <w:basedOn w:val="a0"/>
     <w:link w:val="a7"/>
     <w:uiPriority w:val="29"/>
-    <w:rsid w:val="00266B65"/>
+    <w:rsid w:val="00143DDC"/>
     <w:rPr>
       <w:i/>
       <w:iCs/>
@@ -1774,7 +2961,7 @@
     <w:basedOn w:val="a"/>
     <w:uiPriority w:val="34"/>
     <w:qFormat/>
-    <w:rsid w:val="00266B65"/>
+    <w:rsid w:val="00143DDC"/>
     <w:pPr>
       <w:ind w:left="720"/>
       <w:contextualSpacing/>
@@ -1785,7 +2972,7 @@
     <w:basedOn w:val="a0"/>
     <w:uiPriority w:val="21"/>
     <w:qFormat/>
-    <w:rsid w:val="00266B65"/>
+    <w:rsid w:val="00143DDC"/>
     <w:rPr>
       <w:i/>
       <w:iCs/>
@@ -1799,7 +2986,7 @@
     <w:link w:val="23"/>
     <w:uiPriority w:val="30"/>
     <w:qFormat/>
-    <w:rsid w:val="00266B65"/>
+    <w:rsid w:val="00143DDC"/>
     <w:pPr>
       <w:pBdr>
         <w:top w:val="single" w:sz="4" w:space="10" w:color="0F4761" w:themeColor="accent1" w:themeShade="BF"/>
@@ -1820,7 +3007,7 @@
     <w:basedOn w:val="a0"/>
     <w:link w:val="22"/>
     <w:uiPriority w:val="30"/>
-    <w:rsid w:val="00266B65"/>
+    <w:rsid w:val="00143DDC"/>
     <w:rPr>
       <w:i/>
       <w:iCs/>
@@ -1832,7 +3019,7 @@
     <w:basedOn w:val="a0"/>
     <w:uiPriority w:val="32"/>
     <w:qFormat/>
-    <w:rsid w:val="00266B65"/>
+    <w:rsid w:val="00143DDC"/>
     <w:rPr>
       <w:b/>
       <w:bCs/>
@@ -1841,27 +3028,95 @@
       <w:spacing w:val="5"/>
     </w:rPr>
   </w:style>
-  <w:style w:type="character" w:styleId="aa">
+  <w:style w:type="paragraph" w:styleId="aa">
+    <w:name w:val="header"/>
+    <w:basedOn w:val="a"/>
+    <w:link w:val="ab"/>
+    <w:uiPriority w:val="99"/>
+    <w:unhideWhenUsed/>
+    <w:rsid w:val="00764116"/>
+    <w:pPr>
+      <w:tabs>
+        <w:tab w:val="center" w:pos="4252"/>
+        <w:tab w:val="right" w:pos="8504"/>
+      </w:tabs>
+      <w:snapToGrid w:val="0"/>
+    </w:pPr>
+  </w:style>
+  <w:style w:type="character" w:customStyle="1" w:styleId="ab">
+    <w:name w:val="ヘッダー (文字)"/>
+    <w:basedOn w:val="a0"/>
+    <w:link w:val="aa"/>
+    <w:uiPriority w:val="99"/>
+    <w:rsid w:val="00764116"/>
+  </w:style>
+  <w:style w:type="paragraph" w:styleId="ac">
+    <w:name w:val="footer"/>
+    <w:basedOn w:val="a"/>
+    <w:link w:val="ad"/>
+    <w:uiPriority w:val="99"/>
+    <w:unhideWhenUsed/>
+    <w:rsid w:val="00764116"/>
+    <w:pPr>
+      <w:tabs>
+        <w:tab w:val="center" w:pos="4252"/>
+        <w:tab w:val="right" w:pos="8504"/>
+      </w:tabs>
+      <w:snapToGrid w:val="0"/>
+    </w:pPr>
+  </w:style>
+  <w:style w:type="character" w:customStyle="1" w:styleId="ad">
+    <w:name w:val="フッター (文字)"/>
+    <w:basedOn w:val="a0"/>
+    <w:link w:val="ac"/>
+    <w:uiPriority w:val="99"/>
+    <w:rsid w:val="00764116"/>
+  </w:style>
+  <w:style w:type="paragraph" w:styleId="Web">
+    <w:name w:val="Normal (Web)"/>
+    <w:basedOn w:val="a"/>
+    <w:uiPriority w:val="99"/>
+    <w:semiHidden/>
+    <w:unhideWhenUsed/>
+    <w:rsid w:val="00764116"/>
+    <w:rPr>
+      <w:rFonts w:ascii="Times New Roman" w:hAnsi="Times New Roman" w:cs="Times New Roman"/>
+      <w:sz w:val="24"/>
+    </w:rPr>
+  </w:style>
+  <w:style w:type="character" w:styleId="ae">
     <w:name w:val="Hyperlink"/>
     <w:basedOn w:val="a0"/>
     <w:uiPriority w:val="99"/>
     <w:unhideWhenUsed/>
-    <w:rsid w:val="00F7339A"/>
+    <w:rsid w:val="003F63E3"/>
     <w:rPr>
       <w:color w:val="467886" w:themeColor="hyperlink"/>
       <w:u w:val="single"/>
     </w:rPr>
   </w:style>
-  <w:style w:type="character" w:styleId="ab">
+  <w:style w:type="character" w:styleId="af">
     <w:name w:val="Unresolved Mention"/>
     <w:basedOn w:val="a0"/>
     <w:uiPriority w:val="99"/>
     <w:semiHidden/>
     <w:unhideWhenUsed/>
-    <w:rsid w:val="00F7339A"/>
+    <w:rsid w:val="003F63E3"/>
     <w:rPr>
       <w:color w:val="605E5C"/>
       <w:shd w:val="clear" w:color="auto" w:fill="E1DFDD"/>
+    </w:rPr>
+  </w:style>
+  <w:style w:type="character" w:styleId="af0">
+    <w:name w:val="FollowedHyperlink"/>
+    <w:basedOn w:val="a0"/>
+    <w:uiPriority w:val="99"/>
+    <w:semiHidden/>
+    <w:unhideWhenUsed/>
+    <w:rsid w:val="00634195"/>
+    <w:rPr>
+      <w:color w:val="96607D" w:themeColor="followedHyperlink"/>
+      <w:u w:val="single"/>
     </w:rPr>
   </w:style>
 </w:styles>
